--- a/[NCS proposal]/purposal NSC (1).docx
+++ b/[NCS proposal]/purposal NSC (1).docx
@@ -8763,32 +8763,6 @@
     </w:p>
     <w:p>
       <w:pPr>
-        <w:spacing w:after="20" w:line="240" w:lineRule="auto"/>
-        <w:ind w:left="360"/>
-        <w:rPr>
-          <w:rFonts w:asciiTheme="majorBidi" w:hAnsiTheme="majorBidi" w:cstheme="majorBidi"/>
-          <w:lang w:bidi="th-TH"/>
-        </w:rPr>
-      </w:pPr>
-      <w:r>
-        <w:rPr>
-          <w:rFonts w:asciiTheme="majorBidi" w:hAnsiTheme="majorBidi" w:cstheme="majorBidi"/>
-          <w:lang w:bidi="th-TH"/>
-        </w:rPr>
-        <w:t>• </w:t>
-      </w:r>
-      <w:r>
-        <w:rPr>
-          <w:rFonts w:asciiTheme="majorBidi" w:hAnsiTheme="majorBidi" w:cstheme="majorBidi"/>
-          <w:b/>
-          <w:bCs/>
-          <w:lang w:bidi="th-TH"/>
-        </w:rPr>
-        <w:t>JavaScript (React.js)</w:t>
-      </w:r>
-    </w:p>
-    <w:p>
-      <w:pPr>
         <w:numPr>
           <w:ilvl w:val="0"/>
           <w:numId w:val="114"/>
@@ -9005,7 +8979,6 @@
           <w:rFonts w:asciiTheme="majorBidi" w:hAnsiTheme="majorBidi" w:cstheme="majorBidi"/>
           <w:lang w:bidi="th-TH"/>
         </w:rPr>
-        <w:lastRenderedPageBreak/>
         <w:t>PyTorch</w:t>
       </w:r>
       <w:proofErr w:type="spellEnd"/>
@@ -9055,6 +9028,7 @@
           <w:rFonts w:asciiTheme="majorBidi" w:hAnsiTheme="majorBidi" w:cstheme="majorBidi"/>
           <w:lang w:bidi="th-TH"/>
         </w:rPr>
+        <w:lastRenderedPageBreak/>
         <w:t xml:space="preserve">Whisper </w:t>
       </w:r>
       <w:proofErr w:type="spellStart"/>
@@ -10062,7 +10036,6 @@
           <w:bCs/>
           <w:lang w:bidi="th-TH"/>
         </w:rPr>
-        <w:lastRenderedPageBreak/>
         <w:t xml:space="preserve">CPU: Intel Core i5 (6 cores </w:t>
       </w:r>
       <w:proofErr w:type="spellStart"/>
@@ -10108,6 +10081,7 @@
           <w:bCs/>
           <w:lang w:bidi="th-TH"/>
         </w:rPr>
+        <w:lastRenderedPageBreak/>
         <w:t>GPU: NVIDIA RTX 8GB</w:t>
       </w:r>
     </w:p>
@@ -11786,7 +11760,6 @@
           <w:bCs/>
           <w:lang w:bidi="th-TH"/>
         </w:rPr>
-        <w:lastRenderedPageBreak/>
         <w:t>ไม่มีระบบสำหรับผู้ใช้ที่มีข้อจำกัดทางสายตา</w:t>
       </w:r>
       <w:proofErr w:type="spellEnd"/>
@@ -11816,6 +11789,7 @@
           <w:bCs/>
           <w:lang w:bidi="th-TH"/>
         </w:rPr>
+        <w:lastRenderedPageBreak/>
         <w:t>ไม่สามารถจดจำบริบทการสนทนาที่ยาวมาก</w:t>
       </w:r>
       <w:proofErr w:type="spellEnd"/>
@@ -12689,6 +12663,7 @@
           <w:cs/>
           <w:lang w:bidi="th-TH"/>
         </w:rPr>
+        <w:lastRenderedPageBreak/>
         <w:t>ประวัติและผลงานวิจัยดีเด่นของผู้พัฒนา ด้านวิทยาศาสตร์และ</w:t>
       </w:r>
       <w:r>

--- a/[NCS proposal]/purposal NSC (1).docx
+++ b/[NCS proposal]/purposal NSC (1).docx
@@ -198,6 +198,7 @@
         </w:rPr>
         <w:tab/>
       </w:r>
+      <w:proofErr w:type="spellStart"/>
       <w:r>
         <w:rPr>
           <w:rFonts w:ascii="Angsana New" w:eastAsia="Angsana New" w:hAnsi="Angsana New" w:cs="Angsana New"/>
@@ -207,6 +208,7 @@
         <w:t>วีบอท</w:t>
       </w:r>
       <w:bookmarkStart w:id="0" w:name="_Hlk197467339"/>
+      <w:proofErr w:type="spellEnd"/>
     </w:p>
     <w:bookmarkEnd w:id="0"/>
     <w:p>
@@ -258,6 +260,7 @@
         </w:rPr>
         <w:tab/>
       </w:r>
+      <w:proofErr w:type="spellStart"/>
       <w:r>
         <w:rPr>
           <w:rFonts w:ascii="Angsana New" w:eastAsia="Angsana New" w:hAnsi="Angsana New" w:cs="Angsana New"/>
@@ -266,6 +269,7 @@
         </w:rPr>
         <w:t>Vbot</w:t>
       </w:r>
+      <w:proofErr w:type="spellEnd"/>
     </w:p>
     <w:p>
       <w:pPr>
@@ -307,8 +311,39 @@
           <w:szCs w:val="18"/>
           <w:lang w:bidi="th-TH"/>
         </w:rPr>
-        <w:t>11 โปรแกรมเพื อความบันเทิง</w:t>
-      </w:r>
+        <w:t xml:space="preserve">11 </w:t>
+      </w:r>
+      <w:proofErr w:type="spellStart"/>
+      <w:r>
+        <w:rPr>
+          <w:rFonts w:ascii="Angsana New" w:eastAsia="Angsana New" w:hAnsi="Angsana New" w:cs="Angsana New"/>
+          <w:sz w:val="18"/>
+          <w:szCs w:val="18"/>
+          <w:lang w:bidi="th-TH"/>
+        </w:rPr>
+        <w:t>โปรแกรมเพื</w:t>
+      </w:r>
+      <w:proofErr w:type="spellEnd"/>
+      <w:r>
+        <w:rPr>
+          <w:rFonts w:ascii="Angsana New" w:eastAsia="Angsana New" w:hAnsi="Angsana New" w:cs="Angsana New"/>
+          <w:sz w:val="18"/>
+          <w:szCs w:val="18"/>
+          <w:lang w:bidi="th-TH"/>
+        </w:rPr>
+        <w:t xml:space="preserve"> </w:t>
+      </w:r>
+      <w:proofErr w:type="spellStart"/>
+      <w:r>
+        <w:rPr>
+          <w:rFonts w:ascii="Angsana New" w:eastAsia="Angsana New" w:hAnsi="Angsana New" w:cs="Angsana New"/>
+          <w:sz w:val="18"/>
+          <w:szCs w:val="18"/>
+          <w:lang w:bidi="th-TH"/>
+        </w:rPr>
+        <w:t>อความบันเทิง</w:t>
+      </w:r>
+      <w:proofErr w:type="spellEnd"/>
     </w:p>
     <w:p>
       <w:pPr>
@@ -431,6 +466,7 @@
         </w:rPr>
         <w:t xml:space="preserve">นาย </w:t>
       </w:r>
+      <w:proofErr w:type="spellStart"/>
       <w:r>
         <w:rPr>
           <w:rFonts w:ascii="Angsana New" w:eastAsia="Angsana New" w:hAnsi="Angsana New" w:cs="Angsana New"/>
@@ -438,8 +474,29 @@
           <w:szCs w:val="18"/>
           <w:lang w:bidi="th-TH"/>
         </w:rPr>
-        <w:t>ณัฐภัทร ไกรวงศ</w:t>
-      </w:r>
+        <w:t>ณัฐภัทร</w:t>
+      </w:r>
+      <w:proofErr w:type="spellEnd"/>
+      <w:r>
+        <w:rPr>
+          <w:rFonts w:ascii="Angsana New" w:eastAsia="Angsana New" w:hAnsi="Angsana New" w:cs="Angsana New"/>
+          <w:sz w:val="18"/>
+          <w:szCs w:val="18"/>
+          <w:lang w:bidi="th-TH"/>
+        </w:rPr>
+        <w:t xml:space="preserve"> </w:t>
+      </w:r>
+      <w:proofErr w:type="spellStart"/>
+      <w:r>
+        <w:rPr>
+          <w:rFonts w:ascii="Angsana New" w:eastAsia="Angsana New" w:hAnsi="Angsana New" w:cs="Angsana New"/>
+          <w:sz w:val="18"/>
+          <w:szCs w:val="18"/>
+          <w:lang w:bidi="th-TH"/>
+        </w:rPr>
+        <w:t>ไกรวงศ</w:t>
+      </w:r>
+      <w:proofErr w:type="spellEnd"/>
       <w:r>
         <w:rPr>
           <w:rFonts w:asciiTheme="majorBidi" w:hAnsiTheme="majorBidi" w:cstheme="majorBidi"/>
@@ -507,8 +564,39 @@
           <w:szCs w:val="18"/>
           <w:lang w:bidi="th-TH"/>
         </w:rPr>
-        <w:t>03 พฤศจิกายน 2546 21 ป 6 เดือน</w:t>
-      </w:r>
+        <w:t xml:space="preserve">03 </w:t>
+      </w:r>
+      <w:proofErr w:type="spellStart"/>
+      <w:r>
+        <w:rPr>
+          <w:rFonts w:ascii="Angsana New" w:eastAsia="Angsana New" w:hAnsi="Angsana New" w:cs="Angsana New"/>
+          <w:sz w:val="18"/>
+          <w:szCs w:val="18"/>
+          <w:lang w:bidi="th-TH"/>
+        </w:rPr>
+        <w:t>พฤศจิกายน</w:t>
+      </w:r>
+      <w:proofErr w:type="spellEnd"/>
+      <w:r>
+        <w:rPr>
+          <w:rFonts w:ascii="Angsana New" w:eastAsia="Angsana New" w:hAnsi="Angsana New" w:cs="Angsana New"/>
+          <w:sz w:val="18"/>
+          <w:szCs w:val="18"/>
+          <w:lang w:bidi="th-TH"/>
+        </w:rPr>
+        <w:t xml:space="preserve"> 2546 21 ป 6 </w:t>
+      </w:r>
+      <w:proofErr w:type="spellStart"/>
+      <w:r>
+        <w:rPr>
+          <w:rFonts w:ascii="Angsana New" w:eastAsia="Angsana New" w:hAnsi="Angsana New" w:cs="Angsana New"/>
+          <w:sz w:val="18"/>
+          <w:szCs w:val="18"/>
+          <w:lang w:bidi="th-TH"/>
+        </w:rPr>
+        <w:t>เดือน</w:t>
+      </w:r>
+      <w:proofErr w:type="spellEnd"/>
       <w:r>
         <w:rPr>
           <w:rFonts w:asciiTheme="majorBidi" w:hAnsiTheme="majorBidi" w:cstheme="majorBidi"/>
@@ -656,6 +744,7 @@
         </w:rPr>
         <w:tab/>
       </w:r>
+      <w:proofErr w:type="spellStart"/>
       <w:r>
         <w:rPr>
           <w:rFonts w:ascii="Angsana New" w:eastAsia="Angsana New" w:hAnsi="Angsana New" w:cs="Angsana New"/>
@@ -663,7 +752,77 @@
           <w:szCs w:val="18"/>
           <w:lang w:bidi="th-TH"/>
         </w:rPr>
-        <w:t>เลขที 199/4 ต.เทพกระษัตรี อ.ถลาง จ.ภูเก็ต 83110</w:t>
+        <w:t>เลขที</w:t>
+      </w:r>
+      <w:proofErr w:type="spellEnd"/>
+      <w:r>
+        <w:rPr>
+          <w:rFonts w:ascii="Angsana New" w:eastAsia="Angsana New" w:hAnsi="Angsana New" w:cs="Angsana New"/>
+          <w:sz w:val="18"/>
+          <w:szCs w:val="18"/>
+          <w:lang w:bidi="th-TH"/>
+        </w:rPr>
+        <w:t xml:space="preserve"> 199/4 </w:t>
+      </w:r>
+      <w:proofErr w:type="spellStart"/>
+      <w:r>
+        <w:rPr>
+          <w:rFonts w:ascii="Angsana New" w:eastAsia="Angsana New" w:hAnsi="Angsana New" w:cs="Angsana New"/>
+          <w:sz w:val="18"/>
+          <w:szCs w:val="18"/>
+          <w:lang w:bidi="th-TH"/>
+        </w:rPr>
+        <w:t>ต.เทพกระษัตรี</w:t>
+      </w:r>
+      <w:proofErr w:type="spellEnd"/>
+      <w:r>
+        <w:rPr>
+          <w:rFonts w:ascii="Angsana New" w:eastAsia="Angsana New" w:hAnsi="Angsana New" w:cs="Angsana New"/>
+          <w:sz w:val="18"/>
+          <w:szCs w:val="18"/>
+          <w:lang w:bidi="th-TH"/>
+        </w:rPr>
+        <w:t xml:space="preserve"> </w:t>
+      </w:r>
+      <w:proofErr w:type="spellStart"/>
+      <w:r>
+        <w:rPr>
+          <w:rFonts w:ascii="Angsana New" w:eastAsia="Angsana New" w:hAnsi="Angsana New" w:cs="Angsana New"/>
+          <w:sz w:val="18"/>
+          <w:szCs w:val="18"/>
+          <w:lang w:bidi="th-TH"/>
+        </w:rPr>
+        <w:t>อ.ถลาง</w:t>
+      </w:r>
+      <w:proofErr w:type="spellEnd"/>
+      <w:r>
+        <w:rPr>
+          <w:rFonts w:ascii="Angsana New" w:eastAsia="Angsana New" w:hAnsi="Angsana New" w:cs="Angsana New"/>
+          <w:sz w:val="18"/>
+          <w:szCs w:val="18"/>
+          <w:lang w:bidi="th-TH"/>
+        </w:rPr>
+        <w:t xml:space="preserve"> </w:t>
+      </w:r>
+      <w:proofErr w:type="spellStart"/>
+      <w:r>
+        <w:rPr>
+          <w:rFonts w:ascii="Angsana New" w:eastAsia="Angsana New" w:hAnsi="Angsana New" w:cs="Angsana New"/>
+          <w:sz w:val="18"/>
+          <w:szCs w:val="18"/>
+          <w:lang w:bidi="th-TH"/>
+        </w:rPr>
+        <w:t>จ.ภูเก็ต</w:t>
+      </w:r>
+      <w:proofErr w:type="spellEnd"/>
+      <w:r>
+        <w:rPr>
+          <w:rFonts w:ascii="Angsana New" w:eastAsia="Angsana New" w:hAnsi="Angsana New" w:cs="Angsana New"/>
+          <w:sz w:val="18"/>
+          <w:szCs w:val="18"/>
+          <w:lang w:bidi="th-TH"/>
+        </w:rPr>
+        <w:t xml:space="preserve"> 83110</w:t>
       </w:r>
       <w:r>
         <w:rPr>
@@ -1071,22 +1230,96 @@
         </w:rPr>
         <w:tab/>
       </w:r>
+      <w:proofErr w:type="spellStart"/>
       <w:r>
         <w:rPr>
           <w:rFonts w:ascii="Angsana New" w:eastAsia="Angsana New" w:hAnsi="Angsana New" w:cs="Angsana New"/>
           <w:sz w:val="18"/>
           <w:szCs w:val="18"/>
         </w:rPr>
-        <w:t>นาย ตนัย ลูคิโน ฟอร์เชส ดาวานซาต</w:t>
-      </w:r>
+        <w:t>นาย</w:t>
+      </w:r>
+      <w:proofErr w:type="spellEnd"/>
       <w:r>
         <w:rPr>
           <w:rFonts w:ascii="Angsana New" w:eastAsia="Angsana New" w:hAnsi="Angsana New" w:cs="Angsana New"/>
           <w:sz w:val="18"/>
           <w:szCs w:val="18"/>
         </w:rPr>
+        <w:t xml:space="preserve"> </w:t>
+      </w:r>
+      <w:proofErr w:type="spellStart"/>
+      <w:r>
+        <w:rPr>
+          <w:rFonts w:ascii="Angsana New" w:eastAsia="Angsana New" w:hAnsi="Angsana New" w:cs="Angsana New"/>
+          <w:sz w:val="18"/>
+          <w:szCs w:val="18"/>
+        </w:rPr>
+        <w:t>ตนัย</w:t>
+      </w:r>
+      <w:proofErr w:type="spellEnd"/>
+      <w:r>
+        <w:rPr>
+          <w:rFonts w:ascii="Angsana New" w:eastAsia="Angsana New" w:hAnsi="Angsana New" w:cs="Angsana New"/>
+          <w:sz w:val="18"/>
+          <w:szCs w:val="18"/>
+        </w:rPr>
+        <w:t xml:space="preserve"> </w:t>
+      </w:r>
+      <w:proofErr w:type="spellStart"/>
+      <w:r>
+        <w:rPr>
+          <w:rFonts w:ascii="Angsana New" w:eastAsia="Angsana New" w:hAnsi="Angsana New" w:cs="Angsana New"/>
+          <w:sz w:val="18"/>
+          <w:szCs w:val="18"/>
+        </w:rPr>
+        <w:t>ลูคิโน</w:t>
+      </w:r>
+      <w:proofErr w:type="spellEnd"/>
+      <w:r>
+        <w:rPr>
+          <w:rFonts w:ascii="Angsana New" w:eastAsia="Angsana New" w:hAnsi="Angsana New" w:cs="Angsana New"/>
+          <w:sz w:val="18"/>
+          <w:szCs w:val="18"/>
+        </w:rPr>
+        <w:t xml:space="preserve"> </w:t>
+      </w:r>
+      <w:proofErr w:type="spellStart"/>
+      <w:r>
+        <w:rPr>
+          <w:rFonts w:ascii="Angsana New" w:eastAsia="Angsana New" w:hAnsi="Angsana New" w:cs="Angsana New"/>
+          <w:sz w:val="18"/>
+          <w:szCs w:val="18"/>
+        </w:rPr>
+        <w:t>ฟอร์เชส</w:t>
+      </w:r>
+      <w:proofErr w:type="spellEnd"/>
+      <w:r>
+        <w:rPr>
+          <w:rFonts w:ascii="Angsana New" w:eastAsia="Angsana New" w:hAnsi="Angsana New" w:cs="Angsana New"/>
+          <w:sz w:val="18"/>
+          <w:szCs w:val="18"/>
+        </w:rPr>
+        <w:t xml:space="preserve"> </w:t>
+      </w:r>
+      <w:proofErr w:type="spellStart"/>
+      <w:r>
+        <w:rPr>
+          <w:rFonts w:ascii="Angsana New" w:eastAsia="Angsana New" w:hAnsi="Angsana New" w:cs="Angsana New"/>
+          <w:sz w:val="18"/>
+          <w:szCs w:val="18"/>
+        </w:rPr>
+        <w:t>ดาวานซาต</w:t>
+      </w:r>
+      <w:r>
+        <w:rPr>
+          <w:rFonts w:ascii="Angsana New" w:eastAsia="Angsana New" w:hAnsi="Angsana New" w:cs="Angsana New"/>
+          <w:sz w:val="18"/>
+          <w:szCs w:val="18"/>
+        </w:rPr>
         <w:t>ิ</w:t>
       </w:r>
+      <w:proofErr w:type="spellEnd"/>
       <w:r>
         <w:rPr>
           <w:rFonts w:asciiTheme="majorBidi" w:hAnsiTheme="majorBidi" w:cstheme="majorBidi"/>
@@ -1144,8 +1377,39 @@
           <w:szCs w:val="18"/>
           <w:lang w:bidi="th-TH"/>
         </w:rPr>
-        <w:t>30 เมษายน 2547 21 ป 0 เดือน</w:t>
-      </w:r>
+        <w:t xml:space="preserve">30 </w:t>
+      </w:r>
+      <w:proofErr w:type="spellStart"/>
+      <w:r>
+        <w:rPr>
+          <w:rFonts w:ascii="Angsana New" w:eastAsia="Angsana New" w:hAnsi="Angsana New" w:cs="Angsana New"/>
+          <w:sz w:val="18"/>
+          <w:szCs w:val="18"/>
+          <w:lang w:bidi="th-TH"/>
+        </w:rPr>
+        <w:t>เมษายน</w:t>
+      </w:r>
+      <w:proofErr w:type="spellEnd"/>
+      <w:r>
+        <w:rPr>
+          <w:rFonts w:ascii="Angsana New" w:eastAsia="Angsana New" w:hAnsi="Angsana New" w:cs="Angsana New"/>
+          <w:sz w:val="18"/>
+          <w:szCs w:val="18"/>
+          <w:lang w:bidi="th-TH"/>
+        </w:rPr>
+        <w:t xml:space="preserve"> 2547 21 ป 0 </w:t>
+      </w:r>
+      <w:proofErr w:type="spellStart"/>
+      <w:r>
+        <w:rPr>
+          <w:rFonts w:ascii="Angsana New" w:eastAsia="Angsana New" w:hAnsi="Angsana New" w:cs="Angsana New"/>
+          <w:sz w:val="18"/>
+          <w:szCs w:val="18"/>
+          <w:lang w:bidi="th-TH"/>
+        </w:rPr>
+        <w:t>เดือน</w:t>
+      </w:r>
+      <w:proofErr w:type="spellEnd"/>
       <w:r>
         <w:tab/>
       </w:r>
@@ -1286,6 +1550,7 @@
         </w:rPr>
         <w:tab/>
       </w:r>
+      <w:proofErr w:type="spellStart"/>
       <w:r>
         <w:rPr>
           <w:rFonts w:ascii="Angsana New" w:eastAsia="Angsana New" w:hAnsi="Angsana New" w:cs="Angsana New"/>
@@ -1293,7 +1558,77 @@
           <w:szCs w:val="18"/>
           <w:lang w:bidi="th-TH"/>
         </w:rPr>
-        <w:t>เลขที 677/17 แขวงลาดพร้าว เขตเขตลาดพร้าว กรุงเทพมหานคร 10900</w:t>
+        <w:t>เลขที</w:t>
+      </w:r>
+      <w:proofErr w:type="spellEnd"/>
+      <w:r>
+        <w:rPr>
+          <w:rFonts w:ascii="Angsana New" w:eastAsia="Angsana New" w:hAnsi="Angsana New" w:cs="Angsana New"/>
+          <w:sz w:val="18"/>
+          <w:szCs w:val="18"/>
+          <w:lang w:bidi="th-TH"/>
+        </w:rPr>
+        <w:t xml:space="preserve"> 677/17 </w:t>
+      </w:r>
+      <w:proofErr w:type="spellStart"/>
+      <w:r>
+        <w:rPr>
+          <w:rFonts w:ascii="Angsana New" w:eastAsia="Angsana New" w:hAnsi="Angsana New" w:cs="Angsana New"/>
+          <w:sz w:val="18"/>
+          <w:szCs w:val="18"/>
+          <w:lang w:bidi="th-TH"/>
+        </w:rPr>
+        <w:t>แขวงลาดพร้าว</w:t>
+      </w:r>
+      <w:proofErr w:type="spellEnd"/>
+      <w:r>
+        <w:rPr>
+          <w:rFonts w:ascii="Angsana New" w:eastAsia="Angsana New" w:hAnsi="Angsana New" w:cs="Angsana New"/>
+          <w:sz w:val="18"/>
+          <w:szCs w:val="18"/>
+          <w:lang w:bidi="th-TH"/>
+        </w:rPr>
+        <w:t xml:space="preserve"> </w:t>
+      </w:r>
+      <w:proofErr w:type="spellStart"/>
+      <w:r>
+        <w:rPr>
+          <w:rFonts w:ascii="Angsana New" w:eastAsia="Angsana New" w:hAnsi="Angsana New" w:cs="Angsana New"/>
+          <w:sz w:val="18"/>
+          <w:szCs w:val="18"/>
+          <w:lang w:bidi="th-TH"/>
+        </w:rPr>
+        <w:t>เขตเขตลาดพร้าว</w:t>
+      </w:r>
+      <w:proofErr w:type="spellEnd"/>
+      <w:r>
+        <w:rPr>
+          <w:rFonts w:ascii="Angsana New" w:eastAsia="Angsana New" w:hAnsi="Angsana New" w:cs="Angsana New"/>
+          <w:sz w:val="18"/>
+          <w:szCs w:val="18"/>
+          <w:lang w:bidi="th-TH"/>
+        </w:rPr>
+        <w:t xml:space="preserve"> </w:t>
+      </w:r>
+      <w:proofErr w:type="spellStart"/>
+      <w:r>
+        <w:rPr>
+          <w:rFonts w:ascii="Angsana New" w:eastAsia="Angsana New" w:hAnsi="Angsana New" w:cs="Angsana New"/>
+          <w:sz w:val="18"/>
+          <w:szCs w:val="18"/>
+          <w:lang w:bidi="th-TH"/>
+        </w:rPr>
+        <w:t>กรุงเทพมหานคร</w:t>
+      </w:r>
+      <w:proofErr w:type="spellEnd"/>
+      <w:r>
+        <w:rPr>
+          <w:rFonts w:ascii="Angsana New" w:eastAsia="Angsana New" w:hAnsi="Angsana New" w:cs="Angsana New"/>
+          <w:sz w:val="18"/>
+          <w:szCs w:val="18"/>
+          <w:lang w:bidi="th-TH"/>
+        </w:rPr>
+        <w:t xml:space="preserve"> 10900</w:t>
       </w:r>
       <w:r>
         <w:rPr>
@@ -1680,14 +2015,52 @@
         </w:rPr>
         <w:tab/>
       </w:r>
+      <w:proofErr w:type="spellStart"/>
       <w:r>
         <w:rPr>
           <w:rFonts w:ascii="Angsana New" w:eastAsia="Angsana New" w:hAnsi="Angsana New" w:cs="Angsana New"/>
           <w:sz w:val="18"/>
           <w:szCs w:val="18"/>
         </w:rPr>
-        <w:t>นาย พีรพัฒน์ ทับทิมทอง</w:t>
-      </w:r>
+        <w:t>นาย</w:t>
+      </w:r>
+      <w:proofErr w:type="spellEnd"/>
+      <w:r>
+        <w:rPr>
+          <w:rFonts w:ascii="Angsana New" w:eastAsia="Angsana New" w:hAnsi="Angsana New" w:cs="Angsana New"/>
+          <w:sz w:val="18"/>
+          <w:szCs w:val="18"/>
+        </w:rPr>
+        <w:t xml:space="preserve"> </w:t>
+      </w:r>
+      <w:proofErr w:type="spellStart"/>
+      <w:r>
+        <w:rPr>
+          <w:rFonts w:ascii="Angsana New" w:eastAsia="Angsana New" w:hAnsi="Angsana New" w:cs="Angsana New"/>
+          <w:sz w:val="18"/>
+          <w:szCs w:val="18"/>
+        </w:rPr>
+        <w:t>พีรพัฒน์</w:t>
+      </w:r>
+      <w:proofErr w:type="spellEnd"/>
+      <w:r>
+        <w:rPr>
+          <w:rFonts w:ascii="Angsana New" w:eastAsia="Angsana New" w:hAnsi="Angsana New" w:cs="Angsana New"/>
+          <w:sz w:val="18"/>
+          <w:szCs w:val="18"/>
+        </w:rPr>
+        <w:t xml:space="preserve"> </w:t>
+      </w:r>
+      <w:proofErr w:type="spellStart"/>
+      <w:r>
+        <w:rPr>
+          <w:rFonts w:ascii="Angsana New" w:eastAsia="Angsana New" w:hAnsi="Angsana New" w:cs="Angsana New"/>
+          <w:sz w:val="18"/>
+          <w:szCs w:val="18"/>
+        </w:rPr>
+        <w:t>ทับทิมทอง</w:t>
+      </w:r>
+      <w:proofErr w:type="spellEnd"/>
       <w:r>
         <w:rPr>
           <w:rFonts w:asciiTheme="majorBidi" w:hAnsiTheme="majorBidi" w:cstheme="majorBidi"/>
@@ -1718,6 +2091,7 @@
         </w:rPr>
         <w:t>(</w:t>
       </w:r>
+      <w:proofErr w:type="spellStart"/>
       <w:r>
         <w:rPr>
           <w:rFonts w:ascii="Angsana New" w:eastAsia="Angsana New" w:hAnsi="Angsana New" w:cs="Angsana New"/>
@@ -1726,6 +2100,7 @@
         </w:rPr>
         <w:t>ชาย</w:t>
       </w:r>
+      <w:proofErr w:type="spellEnd"/>
       <w:r>
         <w:rPr>
           <w:rFonts w:asciiTheme="majorBidi" w:hAnsiTheme="majorBidi" w:cstheme="majorBidi"/>
@@ -3996,7 +4371,27 @@
           <w:bCs/>
           <w:lang w:bidi="th-TH"/>
         </w:rPr>
-        <w:t>1. Machine Learning (การเรียนรู้ของเครื่อง)</w:t>
+        <w:t>1. Machine Learning (</w:t>
+      </w:r>
+      <w:proofErr w:type="spellStart"/>
+      <w:r>
+        <w:rPr>
+          <w:rFonts w:asciiTheme="majorBidi" w:hAnsiTheme="majorBidi" w:cstheme="majorBidi"/>
+          <w:b/>
+          <w:bCs/>
+          <w:lang w:bidi="th-TH"/>
+        </w:rPr>
+        <w:t>การเรียนรู้ของเครื่อง</w:t>
+      </w:r>
+      <w:proofErr w:type="spellEnd"/>
+      <w:r>
+        <w:rPr>
+          <w:rFonts w:asciiTheme="majorBidi" w:hAnsiTheme="majorBidi" w:cstheme="majorBidi"/>
+          <w:b/>
+          <w:bCs/>
+          <w:lang w:bidi="th-TH"/>
+        </w:rPr>
+        <w:t>)</w:t>
       </w:r>
     </w:p>
     <w:p>
@@ -4007,12 +4402,53 @@
           <w:lang w:bidi="th-TH"/>
         </w:rPr>
       </w:pPr>
-      <w:r>
-        <w:rPr>
-          <w:rFonts w:asciiTheme="majorBidi" w:hAnsiTheme="majorBidi" w:cstheme="majorBidi"/>
-          <w:lang w:bidi="th-TH"/>
-        </w:rPr>
-        <w:t>โครงการนี้ใช้เทคโนโลยี Machine Learning ในการพัฒนาระบบโต้ตอบอัตโนมัติที่สามารถจำลองบุคลิกภาพและการแสดงออกของ VTuber โดยมีองค์ประกอบหลักดังนี้:</w:t>
+      <w:proofErr w:type="spellStart"/>
+      <w:r>
+        <w:rPr>
+          <w:rFonts w:asciiTheme="majorBidi" w:hAnsiTheme="majorBidi" w:cstheme="majorBidi"/>
+          <w:lang w:bidi="th-TH"/>
+        </w:rPr>
+        <w:t>โครงการนี้ใช้เทคโนโลยี</w:t>
+      </w:r>
+      <w:proofErr w:type="spellEnd"/>
+      <w:r>
+        <w:rPr>
+          <w:rFonts w:asciiTheme="majorBidi" w:hAnsiTheme="majorBidi" w:cstheme="majorBidi"/>
+          <w:lang w:bidi="th-TH"/>
+        </w:rPr>
+        <w:t xml:space="preserve"> Machine Learning ในการพัฒนาระบบโต้ตอบอัตโนมัติที่สามารถจำลองบุคลิกภาพและการแสดงออกของ </w:t>
+      </w:r>
+      <w:proofErr w:type="spellStart"/>
+      <w:r>
+        <w:rPr>
+          <w:rFonts w:asciiTheme="majorBidi" w:hAnsiTheme="majorBidi" w:cstheme="majorBidi"/>
+          <w:lang w:bidi="th-TH"/>
+        </w:rPr>
+        <w:t>VTuber</w:t>
+      </w:r>
+      <w:proofErr w:type="spellEnd"/>
+      <w:r>
+        <w:rPr>
+          <w:rFonts w:asciiTheme="majorBidi" w:hAnsiTheme="majorBidi" w:cstheme="majorBidi"/>
+          <w:lang w:bidi="th-TH"/>
+        </w:rPr>
+        <w:t xml:space="preserve"> </w:t>
+      </w:r>
+      <w:proofErr w:type="spellStart"/>
+      <w:r>
+        <w:rPr>
+          <w:rFonts w:asciiTheme="majorBidi" w:hAnsiTheme="majorBidi" w:cstheme="majorBidi"/>
+          <w:lang w:bidi="th-TH"/>
+        </w:rPr>
+        <w:t>โดยมีองค์ประกอบหลักดังนี้</w:t>
+      </w:r>
+      <w:proofErr w:type="spellEnd"/>
+      <w:r>
+        <w:rPr>
+          <w:rFonts w:asciiTheme="majorBidi" w:hAnsiTheme="majorBidi" w:cstheme="majorBidi"/>
+          <w:lang w:bidi="th-TH"/>
+        </w:rPr>
+        <w:t>:</w:t>
       </w:r>
     </w:p>
     <w:p>
@@ -4027,13 +4463,63 @@
           <w:lang w:bidi="th-TH"/>
         </w:rPr>
       </w:pPr>
-      <w:r>
-        <w:rPr>
-          <w:rFonts w:asciiTheme="majorBidi" w:hAnsiTheme="majorBidi" w:cstheme="majorBidi"/>
-          <w:lang w:bidi="th-TH"/>
-        </w:rPr>
-        <w:t>การใช้โมเดล StyleTTS2 สำหรับสังเคราะห์เสียงพูดที่เหมือนกับ VTuber ต้นแบบ</w:t>
-      </w:r>
+      <w:proofErr w:type="spellStart"/>
+      <w:r>
+        <w:rPr>
+          <w:rFonts w:asciiTheme="majorBidi" w:hAnsiTheme="majorBidi" w:cstheme="majorBidi"/>
+          <w:lang w:bidi="th-TH"/>
+        </w:rPr>
+        <w:t>การใช้โมเดล</w:t>
+      </w:r>
+      <w:proofErr w:type="spellEnd"/>
+      <w:r>
+        <w:rPr>
+          <w:rFonts w:asciiTheme="majorBidi" w:hAnsiTheme="majorBidi" w:cstheme="majorBidi"/>
+          <w:lang w:bidi="th-TH"/>
+        </w:rPr>
+        <w:t xml:space="preserve"> StyleTTS2 </w:t>
+      </w:r>
+      <w:proofErr w:type="spellStart"/>
+      <w:r>
+        <w:rPr>
+          <w:rFonts w:asciiTheme="majorBidi" w:hAnsiTheme="majorBidi" w:cstheme="majorBidi"/>
+          <w:lang w:bidi="th-TH"/>
+        </w:rPr>
+        <w:t>สำหรับสังเคราะห์เสียงพูดที่เหมือนกับ</w:t>
+      </w:r>
+      <w:proofErr w:type="spellEnd"/>
+      <w:r>
+        <w:rPr>
+          <w:rFonts w:asciiTheme="majorBidi" w:hAnsiTheme="majorBidi" w:cstheme="majorBidi"/>
+          <w:lang w:bidi="th-TH"/>
+        </w:rPr>
+        <w:t xml:space="preserve"> </w:t>
+      </w:r>
+      <w:proofErr w:type="spellStart"/>
+      <w:r>
+        <w:rPr>
+          <w:rFonts w:asciiTheme="majorBidi" w:hAnsiTheme="majorBidi" w:cstheme="majorBidi"/>
+          <w:lang w:bidi="th-TH"/>
+        </w:rPr>
+        <w:t>VTuber</w:t>
+      </w:r>
+      <w:proofErr w:type="spellEnd"/>
+      <w:r>
+        <w:rPr>
+          <w:rFonts w:asciiTheme="majorBidi" w:hAnsiTheme="majorBidi" w:cstheme="majorBidi"/>
+          <w:lang w:bidi="th-TH"/>
+        </w:rPr>
+        <w:t> </w:t>
+      </w:r>
+      <w:proofErr w:type="spellStart"/>
+      <w:r>
+        <w:rPr>
+          <w:rFonts w:asciiTheme="majorBidi" w:hAnsiTheme="majorBidi" w:cstheme="majorBidi"/>
+          <w:lang w:bidi="th-TH"/>
+        </w:rPr>
+        <w:t>ต้นแบบ</w:t>
+      </w:r>
+      <w:proofErr w:type="spellEnd"/>
     </w:p>
     <w:p>
       <w:pPr>
@@ -4047,13 +4533,31 @@
           <w:lang w:bidi="th-TH"/>
         </w:rPr>
       </w:pPr>
-      <w:r>
-        <w:rPr>
-          <w:rFonts w:asciiTheme="majorBidi" w:hAnsiTheme="majorBidi" w:cstheme="majorBidi"/>
-          <w:lang w:bidi="th-TH"/>
-        </w:rPr>
-        <w:t>การประยุกต์ใช้ระบบ Talking Head Anime 4 (THA4) สำหรับสร้างภาพเคลื่อนไหวของตัวละคร</w:t>
-      </w:r>
+      <w:proofErr w:type="spellStart"/>
+      <w:r>
+        <w:rPr>
+          <w:rFonts w:asciiTheme="majorBidi" w:hAnsiTheme="majorBidi" w:cstheme="majorBidi"/>
+          <w:lang w:bidi="th-TH"/>
+        </w:rPr>
+        <w:t>การประยุกต์ใช้ระบบ</w:t>
+      </w:r>
+      <w:proofErr w:type="spellEnd"/>
+      <w:r>
+        <w:rPr>
+          <w:rFonts w:asciiTheme="majorBidi" w:hAnsiTheme="majorBidi" w:cstheme="majorBidi"/>
+          <w:lang w:bidi="th-TH"/>
+        </w:rPr>
+        <w:t xml:space="preserve"> Talking Head Anime 4 (THA4) </w:t>
+      </w:r>
+      <w:proofErr w:type="spellStart"/>
+      <w:r>
+        <w:rPr>
+          <w:rFonts w:asciiTheme="majorBidi" w:hAnsiTheme="majorBidi" w:cstheme="majorBidi"/>
+          <w:lang w:bidi="th-TH"/>
+        </w:rPr>
+        <w:t>สำหรับสร้างภาพเคลื่อนไหวของตัวละคร</w:t>
+      </w:r>
+      <w:proofErr w:type="spellEnd"/>
     </w:p>
     <w:p>
       <w:pPr>
@@ -4067,13 +4571,63 @@
           <w:lang w:bidi="th-TH"/>
         </w:rPr>
       </w:pPr>
-      <w:r>
-        <w:rPr>
-          <w:rFonts w:asciiTheme="majorBidi" w:hAnsiTheme="majorBidi" w:cstheme="majorBidi"/>
-          <w:lang w:bidi="th-TH"/>
-        </w:rPr>
-        <w:t>การใช้ Large Language Models ผ่าน Ollama สำหรับการสร้างบทสนทนาที่สมจริง</w:t>
-      </w:r>
+      <w:proofErr w:type="spellStart"/>
+      <w:r>
+        <w:rPr>
+          <w:rFonts w:asciiTheme="majorBidi" w:hAnsiTheme="majorBidi" w:cstheme="majorBidi"/>
+          <w:lang w:bidi="th-TH"/>
+        </w:rPr>
+        <w:t>การใช้</w:t>
+      </w:r>
+      <w:proofErr w:type="spellEnd"/>
+      <w:r>
+        <w:rPr>
+          <w:rFonts w:asciiTheme="majorBidi" w:hAnsiTheme="majorBidi" w:cstheme="majorBidi"/>
+          <w:lang w:bidi="th-TH"/>
+        </w:rPr>
+        <w:t xml:space="preserve"> Large Language Models </w:t>
+      </w:r>
+      <w:proofErr w:type="spellStart"/>
+      <w:r>
+        <w:rPr>
+          <w:rFonts w:asciiTheme="majorBidi" w:hAnsiTheme="majorBidi" w:cstheme="majorBidi"/>
+          <w:lang w:bidi="th-TH"/>
+        </w:rPr>
+        <w:t>ผ่าน</w:t>
+      </w:r>
+      <w:proofErr w:type="spellEnd"/>
+      <w:r>
+        <w:rPr>
+          <w:rFonts w:asciiTheme="majorBidi" w:hAnsiTheme="majorBidi" w:cstheme="majorBidi"/>
+          <w:lang w:bidi="th-TH"/>
+        </w:rPr>
+        <w:t xml:space="preserve"> </w:t>
+      </w:r>
+      <w:proofErr w:type="spellStart"/>
+      <w:r>
+        <w:rPr>
+          <w:rFonts w:asciiTheme="majorBidi" w:hAnsiTheme="majorBidi" w:cstheme="majorBidi"/>
+          <w:lang w:bidi="th-TH"/>
+        </w:rPr>
+        <w:t>Ollama</w:t>
+      </w:r>
+      <w:proofErr w:type="spellEnd"/>
+      <w:r>
+        <w:rPr>
+          <w:rFonts w:asciiTheme="majorBidi" w:hAnsiTheme="majorBidi" w:cstheme="majorBidi"/>
+          <w:lang w:bidi="th-TH"/>
+        </w:rPr>
+        <w:t xml:space="preserve"> </w:t>
+      </w:r>
+      <w:proofErr w:type="spellStart"/>
+      <w:r>
+        <w:rPr>
+          <w:rFonts w:asciiTheme="majorBidi" w:hAnsiTheme="majorBidi" w:cstheme="majorBidi"/>
+          <w:lang w:bidi="th-TH"/>
+        </w:rPr>
+        <w:t>สำหรับการสร้างบทสนทนาที่สมจริง</w:t>
+      </w:r>
+      <w:proofErr w:type="spellEnd"/>
     </w:p>
     <w:p>
       <w:pPr>
@@ -6034,6 +6588,7 @@
         </w:rPr>
         <w:t>2</w:t>
       </w:r>
+      <w:proofErr w:type="spellStart"/>
       <w:r>
         <w:rPr>
           <w:rFonts w:asciiTheme="majorBidi" w:hAnsiTheme="majorBidi" w:cstheme="majorBidi"/>
@@ -6041,6 +6596,7 @@
         </w:rPr>
         <w:t>vec</w:t>
       </w:r>
+      <w:proofErr w:type="spellEnd"/>
       <w:r>
         <w:rPr>
           <w:rFonts w:asciiTheme="majorBidi" w:hAnsiTheme="majorBidi" w:cstheme="majorBidi"/>
@@ -6417,11 +6973,19 @@
         </w:rPr>
         <w:t xml:space="preserve">ใช้โมเดลที่ผ่านการฝึกมาแล้วกับข้อมูลภาษาไทย (เช่น </w:t>
       </w:r>
-      <w:r>
-        <w:rPr>
-          <w:rFonts w:asciiTheme="majorBidi" w:hAnsiTheme="majorBidi" w:cstheme="majorBidi"/>
-        </w:rPr>
-        <w:t>airesearch/wav</w:t>
+      <w:proofErr w:type="spellStart"/>
+      <w:r>
+        <w:rPr>
+          <w:rFonts w:asciiTheme="majorBidi" w:hAnsiTheme="majorBidi" w:cstheme="majorBidi"/>
+        </w:rPr>
+        <w:t>airesearch</w:t>
+      </w:r>
+      <w:proofErr w:type="spellEnd"/>
+      <w:r>
+        <w:rPr>
+          <w:rFonts w:asciiTheme="majorBidi" w:hAnsiTheme="majorBidi" w:cstheme="majorBidi"/>
+        </w:rPr>
+        <w:t>/wav</w:t>
       </w:r>
       <w:r>
         <w:rPr>
@@ -6881,15 +7445,32 @@
           <w:rFonts w:asciiTheme="majorBidi" w:hAnsiTheme="majorBidi" w:cstheme="majorBidi"/>
           <w:lang w:bidi="th-TH"/>
         </w:rPr>
-        <w:t xml:space="preserve">weight decay </w:t>
-      </w:r>
-      <w:r>
-        <w:rPr>
-          <w:rFonts w:asciiTheme="majorBidi" w:hAnsiTheme="majorBidi" w:cstheme="majorBidi"/>
-          <w:cs/>
-          <w:lang w:bidi="th-TH"/>
-        </w:rPr>
-        <w:t xml:space="preserve">เพื่อลดการ </w:t>
+        <w:t xml:space="preserve">weight </w:t>
+      </w:r>
+      <w:proofErr w:type="gramStart"/>
+      <w:r>
+        <w:rPr>
+          <w:rFonts w:asciiTheme="majorBidi" w:hAnsiTheme="majorBidi" w:cstheme="majorBidi"/>
+          <w:lang w:bidi="th-TH"/>
+        </w:rPr>
+        <w:t xml:space="preserve">decay </w:t>
+      </w:r>
+      <w:r>
+        <w:rPr>
+          <w:rFonts w:asciiTheme="majorBidi" w:hAnsiTheme="majorBidi" w:cstheme="majorBidi"/>
+          <w:cs/>
+          <w:lang w:bidi="th-TH"/>
+        </w:rPr>
+        <w:t>เพื่อลดการ</w:t>
+      </w:r>
+      <w:proofErr w:type="gramEnd"/>
+      <w:r>
+        <w:rPr>
+          <w:rFonts w:asciiTheme="majorBidi" w:hAnsiTheme="majorBidi" w:cstheme="majorBidi"/>
+          <w:cs/>
+          <w:lang w:bidi="th-TH"/>
+        </w:rPr>
+        <w:t xml:space="preserve"> </w:t>
       </w:r>
       <w:r>
         <w:rPr>
@@ -6911,14 +7492,25 @@
           <w:lang w:bidi="th-TH"/>
         </w:rPr>
       </w:pPr>
-      <w:r>
-        <w:rPr>
-          <w:rFonts w:asciiTheme="majorBidi" w:hAnsiTheme="majorBidi" w:cstheme="majorBidi"/>
-          <w:b/>
-          <w:bCs/>
-          <w:lang w:bidi="th-TH"/>
-        </w:rPr>
-        <w:t>AdamW Optimizer:</w:t>
+      <w:proofErr w:type="spellStart"/>
+      <w:r>
+        <w:rPr>
+          <w:rFonts w:asciiTheme="majorBidi" w:hAnsiTheme="majorBidi" w:cstheme="majorBidi"/>
+          <w:b/>
+          <w:bCs/>
+          <w:lang w:bidi="th-TH"/>
+        </w:rPr>
+        <w:t>AdamW</w:t>
+      </w:r>
+      <w:proofErr w:type="spellEnd"/>
+      <w:r>
+        <w:rPr>
+          <w:rFonts w:asciiTheme="majorBidi" w:hAnsiTheme="majorBidi" w:cstheme="majorBidi"/>
+          <w:b/>
+          <w:bCs/>
+          <w:lang w:bidi="th-TH"/>
+        </w:rPr>
+        <w:t xml:space="preserve"> Optimizer:</w:t>
       </w:r>
       <w:r>
         <w:rPr>
@@ -7091,6 +7683,7 @@
         </w:rPr>
         <w:t xml:space="preserve"> </w:t>
       </w:r>
+      <w:proofErr w:type="spellStart"/>
       <w:r>
         <w:rPr>
           <w:rFonts w:asciiTheme="majorBidi" w:hAnsiTheme="majorBidi" w:cstheme="majorBidi"/>
@@ -7100,6 +7693,7 @@
         </w:rPr>
         <w:t>FFmpeg</w:t>
       </w:r>
+      <w:proofErr w:type="spellEnd"/>
       <w:r>
         <w:rPr>
           <w:rFonts w:asciiTheme="majorBidi" w:hAnsiTheme="majorBidi" w:cstheme="majorBidi"/>
@@ -7879,6 +8473,7 @@
           <w:lang w:bidi="th-TH"/>
         </w:rPr>
       </w:pPr>
+      <w:proofErr w:type="spellStart"/>
       <w:r>
         <w:rPr>
           <w:rFonts w:asciiTheme="majorBidi" w:hAnsiTheme="majorBidi" w:cstheme="majorBidi"/>
@@ -7888,6 +8483,7 @@
         </w:rPr>
         <w:t>PyTorch</w:t>
       </w:r>
+      <w:proofErr w:type="spellEnd"/>
       <w:r>
         <w:rPr>
           <w:rFonts w:asciiTheme="majorBidi" w:hAnsiTheme="majorBidi" w:cstheme="majorBidi"/>
@@ -7923,6 +8519,7 @@
           <w:lang w:bidi="th-TH"/>
         </w:rPr>
       </w:pPr>
+      <w:proofErr w:type="spellStart"/>
       <w:r>
         <w:rPr>
           <w:rFonts w:asciiTheme="majorBidi" w:hAnsiTheme="majorBidi" w:cstheme="majorBidi"/>
@@ -7932,6 +8529,7 @@
         </w:rPr>
         <w:t>Torchaudio</w:t>
       </w:r>
+      <w:proofErr w:type="spellEnd"/>
       <w:r>
         <w:rPr>
           <w:rFonts w:asciiTheme="majorBidi" w:hAnsiTheme="majorBidi" w:cstheme="majorBidi"/>
@@ -7947,6 +8545,7 @@
         </w:rPr>
         <w:t xml:space="preserve">ไลบรารีสำหรับโหลดและจัดการไฟล์เสียงในรูปแบบที่รองรับการใช้งานร่วมกับ </w:t>
       </w:r>
+      <w:proofErr w:type="spellStart"/>
       <w:r>
         <w:rPr>
           <w:rFonts w:asciiTheme="majorBidi" w:hAnsiTheme="majorBidi" w:cstheme="majorBidi"/>
@@ -7954,6 +8553,7 @@
         </w:rPr>
         <w:t>PyTorch</w:t>
       </w:r>
+      <w:proofErr w:type="spellEnd"/>
     </w:p>
     <w:p>
       <w:pPr>
@@ -7967,6 +8567,7 @@
           <w:lang w:bidi="th-TH"/>
         </w:rPr>
       </w:pPr>
+      <w:proofErr w:type="spellStart"/>
       <w:r>
         <w:rPr>
           <w:rFonts w:asciiTheme="majorBidi" w:hAnsiTheme="majorBidi" w:cstheme="majorBidi"/>
@@ -7976,6 +8577,7 @@
         </w:rPr>
         <w:t>Librosa</w:t>
       </w:r>
+      <w:proofErr w:type="spellEnd"/>
       <w:r>
         <w:rPr>
           <w:rFonts w:asciiTheme="majorBidi" w:hAnsiTheme="majorBidi" w:cstheme="majorBidi"/>
@@ -8034,6 +8636,7 @@
           <w:lang w:bidi="th-TH"/>
         </w:rPr>
       </w:pPr>
+      <w:proofErr w:type="spellStart"/>
       <w:r>
         <w:rPr>
           <w:rFonts w:asciiTheme="majorBidi" w:hAnsiTheme="majorBidi" w:cstheme="majorBidi"/>
@@ -8043,6 +8646,7 @@
         </w:rPr>
         <w:t>Pydub</w:t>
       </w:r>
+      <w:proofErr w:type="spellEnd"/>
       <w:r>
         <w:rPr>
           <w:rFonts w:asciiTheme="majorBidi" w:hAnsiTheme="majorBidi" w:cstheme="majorBidi"/>
@@ -8065,6 +8669,7 @@
         </w:rPr>
         <w:t xml:space="preserve"> </w:t>
       </w:r>
+      <w:proofErr w:type="spellStart"/>
       <w:r>
         <w:rPr>
           <w:rFonts w:asciiTheme="majorBidi" w:hAnsiTheme="majorBidi" w:cstheme="majorBidi"/>
@@ -8074,6 +8679,7 @@
         </w:rPr>
         <w:t>MoviePy</w:t>
       </w:r>
+      <w:proofErr w:type="spellEnd"/>
       <w:r>
         <w:rPr>
           <w:rFonts w:asciiTheme="majorBidi" w:hAnsiTheme="majorBidi" w:cstheme="majorBidi"/>
@@ -8102,6 +8708,7 @@
           <w:lang w:bidi="th-TH"/>
         </w:rPr>
       </w:pPr>
+      <w:proofErr w:type="spellStart"/>
       <w:r>
         <w:rPr>
           <w:rFonts w:asciiTheme="majorBidi" w:hAnsiTheme="majorBidi" w:cstheme="majorBidi"/>
@@ -8111,6 +8718,7 @@
         </w:rPr>
         <w:t>FFmpeg</w:t>
       </w:r>
+      <w:proofErr w:type="spellEnd"/>
       <w:r>
         <w:rPr>
           <w:rFonts w:asciiTheme="majorBidi" w:hAnsiTheme="majorBidi" w:cstheme="majorBidi"/>
@@ -8250,7 +8858,47 @@
           <w:bCs/>
           <w:lang w:bidi="th-TH"/>
         </w:rPr>
-        <w:t>Google Colab / Jupyter Notebook</w:t>
+        <w:t xml:space="preserve">Google </w:t>
+      </w:r>
+      <w:proofErr w:type="spellStart"/>
+      <w:r>
+        <w:rPr>
+          <w:rFonts w:asciiTheme="majorBidi" w:hAnsiTheme="majorBidi" w:cstheme="majorBidi"/>
+          <w:b/>
+          <w:bCs/>
+          <w:lang w:bidi="th-TH"/>
+        </w:rPr>
+        <w:t>Colab</w:t>
+      </w:r>
+      <w:proofErr w:type="spellEnd"/>
+      <w:r>
+        <w:rPr>
+          <w:rFonts w:asciiTheme="majorBidi" w:hAnsiTheme="majorBidi" w:cstheme="majorBidi"/>
+          <w:b/>
+          <w:bCs/>
+          <w:lang w:bidi="th-TH"/>
+        </w:rPr>
+        <w:t xml:space="preserve"> / </w:t>
+      </w:r>
+      <w:proofErr w:type="spellStart"/>
+      <w:r>
+        <w:rPr>
+          <w:rFonts w:asciiTheme="majorBidi" w:hAnsiTheme="majorBidi" w:cstheme="majorBidi"/>
+          <w:b/>
+          <w:bCs/>
+          <w:lang w:bidi="th-TH"/>
+        </w:rPr>
+        <w:t>Jupyter</w:t>
+      </w:r>
+      <w:proofErr w:type="spellEnd"/>
+      <w:r>
+        <w:rPr>
+          <w:rFonts w:asciiTheme="majorBidi" w:hAnsiTheme="majorBidi" w:cstheme="majorBidi"/>
+          <w:b/>
+          <w:bCs/>
+          <w:lang w:bidi="th-TH"/>
+        </w:rPr>
+        <w:t xml:space="preserve"> Notebook</w:t>
       </w:r>
       <w:r>
         <w:rPr>
@@ -8768,6 +9416,7 @@
         </w:rPr>
         <w:t xml:space="preserve">หากอัปโหลดเป็นวิดีโอ ระบบจะใช้ </w:t>
       </w:r>
+      <w:proofErr w:type="spellStart"/>
       <w:r>
         <w:rPr>
           <w:rFonts w:asciiTheme="majorBidi" w:hAnsiTheme="majorBidi" w:cstheme="majorBidi"/>
@@ -8776,6 +9425,7 @@
         </w:rPr>
         <w:t>MoviePy</w:t>
       </w:r>
+      <w:proofErr w:type="spellEnd"/>
       <w:r>
         <w:rPr>
           <w:rFonts w:asciiTheme="majorBidi" w:hAnsiTheme="majorBidi" w:cstheme="majorBidi"/>
@@ -9586,6 +10236,7 @@
         </w:rPr>
         <w:t>การแยกเสียง (</w:t>
       </w:r>
+      <w:proofErr w:type="spellStart"/>
       <w:r>
         <w:rPr>
           <w:rFonts w:asciiTheme="majorBidi" w:hAnsiTheme="majorBidi" w:cstheme="majorBidi"/>
@@ -9594,14 +10245,43 @@
         </w:rPr>
         <w:t>MoviePy</w:t>
       </w:r>
-      <w:r>
-        <w:rPr>
-          <w:rFonts w:asciiTheme="majorBidi" w:hAnsiTheme="majorBidi" w:cstheme="majorBidi"/>
-          <w:bCs/>
-          <w:lang w:bidi="th-TH"/>
-        </w:rPr>
-        <w:t>, Pydub, FFmpeg</w:t>
-      </w:r>
+      <w:proofErr w:type="spellEnd"/>
+      <w:r>
+        <w:rPr>
+          <w:rFonts w:asciiTheme="majorBidi" w:hAnsiTheme="majorBidi" w:cstheme="majorBidi"/>
+          <w:bCs/>
+          <w:lang w:bidi="th-TH"/>
+        </w:rPr>
+        <w:t xml:space="preserve">, </w:t>
+      </w:r>
+      <w:proofErr w:type="spellStart"/>
+      <w:r>
+        <w:rPr>
+          <w:rFonts w:asciiTheme="majorBidi" w:hAnsiTheme="majorBidi" w:cstheme="majorBidi"/>
+          <w:bCs/>
+          <w:lang w:bidi="th-TH"/>
+        </w:rPr>
+        <w:t>Pydub</w:t>
+      </w:r>
+      <w:proofErr w:type="spellEnd"/>
+      <w:r>
+        <w:rPr>
+          <w:rFonts w:asciiTheme="majorBidi" w:hAnsiTheme="majorBidi" w:cstheme="majorBidi"/>
+          <w:bCs/>
+          <w:lang w:bidi="th-TH"/>
+        </w:rPr>
+        <w:t xml:space="preserve">, </w:t>
+      </w:r>
+      <w:proofErr w:type="spellStart"/>
+      <w:r>
+        <w:rPr>
+          <w:rFonts w:asciiTheme="majorBidi" w:hAnsiTheme="majorBidi" w:cstheme="majorBidi"/>
+          <w:bCs/>
+          <w:lang w:bidi="th-TH"/>
+        </w:rPr>
+        <w:t>FFmpeg</w:t>
+      </w:r>
+      <w:proofErr w:type="spellEnd"/>
       <w:r>
         <w:rPr>
           <w:rFonts w:asciiTheme="majorBidi" w:hAnsiTheme="majorBidi" w:cstheme="majorBidi"/>
@@ -9658,13 +10338,41 @@
         </w:rPr>
         <w:t>เสียง (</w:t>
       </w:r>
-      <w:r>
-        <w:rPr>
-          <w:rFonts w:asciiTheme="majorBidi" w:hAnsiTheme="majorBidi" w:cstheme="majorBidi"/>
-          <w:bCs/>
-          <w:lang w:bidi="th-TH"/>
-        </w:rPr>
-        <w:t>Torchaudio / Librosa)</w:t>
+      <w:proofErr w:type="spellStart"/>
+      <w:r>
+        <w:rPr>
+          <w:rFonts w:asciiTheme="majorBidi" w:hAnsiTheme="majorBidi" w:cstheme="majorBidi"/>
+          <w:bCs/>
+          <w:lang w:bidi="th-TH"/>
+        </w:rPr>
+        <w:t>Torchaudio</w:t>
+      </w:r>
+      <w:proofErr w:type="spellEnd"/>
+      <w:r>
+        <w:rPr>
+          <w:rFonts w:asciiTheme="majorBidi" w:hAnsiTheme="majorBidi" w:cstheme="majorBidi"/>
+          <w:bCs/>
+          <w:lang w:bidi="th-TH"/>
+        </w:rPr>
+        <w:t xml:space="preserve"> / </w:t>
+      </w:r>
+      <w:proofErr w:type="spellStart"/>
+      <w:r>
+        <w:rPr>
+          <w:rFonts w:asciiTheme="majorBidi" w:hAnsiTheme="majorBidi" w:cstheme="majorBidi"/>
+          <w:bCs/>
+          <w:lang w:bidi="th-TH"/>
+        </w:rPr>
+        <w:t>Librosa</w:t>
+      </w:r>
+      <w:proofErr w:type="spellEnd"/>
+      <w:r>
+        <w:rPr>
+          <w:rFonts w:asciiTheme="majorBidi" w:hAnsiTheme="majorBidi" w:cstheme="majorBidi"/>
+          <w:bCs/>
+          <w:lang w:bidi="th-TH"/>
+        </w:rPr>
+        <w:t>)</w:t>
       </w:r>
     </w:p>
     <w:p>
@@ -9712,21 +10420,59 @@
         </w:rPr>
         <w:t>การเซ็นเซอร์เสียง (</w:t>
       </w:r>
-      <w:r>
-        <w:rPr>
-          <w:rFonts w:asciiTheme="majorBidi" w:hAnsiTheme="majorBidi" w:cstheme="majorBidi"/>
-          <w:bCs/>
-          <w:lang w:bidi="th-TH"/>
-        </w:rPr>
-        <w:t xml:space="preserve">MoviePy, </w:t>
-      </w:r>
-      <w:r>
-        <w:rPr>
-          <w:rFonts w:asciiTheme="majorBidi" w:hAnsiTheme="majorBidi" w:cstheme="majorBidi"/>
-          <w:bCs/>
-          <w:lang w:bidi="th-TH"/>
-        </w:rPr>
-        <w:t>Pydub, FFmpeg)</w:t>
+      <w:proofErr w:type="spellStart"/>
+      <w:r>
+        <w:rPr>
+          <w:rFonts w:asciiTheme="majorBidi" w:hAnsiTheme="majorBidi" w:cstheme="majorBidi"/>
+          <w:bCs/>
+          <w:lang w:bidi="th-TH"/>
+        </w:rPr>
+        <w:t>MoviePy</w:t>
+      </w:r>
+      <w:proofErr w:type="spellEnd"/>
+      <w:r>
+        <w:rPr>
+          <w:rFonts w:asciiTheme="majorBidi" w:hAnsiTheme="majorBidi" w:cstheme="majorBidi"/>
+          <w:bCs/>
+          <w:lang w:bidi="th-TH"/>
+        </w:rPr>
+        <w:t xml:space="preserve">, </w:t>
+      </w:r>
+      <w:proofErr w:type="spellStart"/>
+      <w:r>
+        <w:rPr>
+          <w:rFonts w:asciiTheme="majorBidi" w:hAnsiTheme="majorBidi" w:cstheme="majorBidi"/>
+          <w:bCs/>
+          <w:lang w:bidi="th-TH"/>
+        </w:rPr>
+        <w:t>Pydub</w:t>
+      </w:r>
+      <w:proofErr w:type="spellEnd"/>
+      <w:r>
+        <w:rPr>
+          <w:rFonts w:asciiTheme="majorBidi" w:hAnsiTheme="majorBidi" w:cstheme="majorBidi"/>
+          <w:bCs/>
+          <w:lang w:bidi="th-TH"/>
+        </w:rPr>
+        <w:t xml:space="preserve">, </w:t>
+      </w:r>
+      <w:proofErr w:type="spellStart"/>
+      <w:r>
+        <w:rPr>
+          <w:rFonts w:asciiTheme="majorBidi" w:hAnsiTheme="majorBidi" w:cstheme="majorBidi"/>
+          <w:bCs/>
+          <w:lang w:bidi="th-TH"/>
+        </w:rPr>
+        <w:t>FFmpeg</w:t>
+      </w:r>
+      <w:proofErr w:type="spellEnd"/>
+      <w:r>
+        <w:rPr>
+          <w:rFonts w:asciiTheme="majorBidi" w:hAnsiTheme="majorBidi" w:cstheme="majorBidi"/>
+          <w:bCs/>
+          <w:lang w:bidi="th-TH"/>
+        </w:rPr>
+        <w:t>)</w:t>
       </w:r>
     </w:p>
     <w:p>
@@ -11106,7 +11852,29 @@
           <w:iCs/>
           <w:lang w:bidi="th-TH"/>
         </w:rPr>
-        <w:t>Proceedings of the 11th International Conference on Web and Social Media (ICWSM</w:t>
+        <w:t xml:space="preserve">Proceedings of the 11th International Conference on Web and </w:t>
+      </w:r>
+      <w:proofErr w:type="gramStart"/>
+      <w:r>
+        <w:rPr>
+          <w:rFonts w:asciiTheme="majorBidi" w:hAnsiTheme="majorBidi" w:cstheme="majorBidi"/>
+          <w:bCs/>
+          <w:i/>
+          <w:iCs/>
+          <w:lang w:bidi="th-TH"/>
+        </w:rPr>
+        <w:t>Social Media</w:t>
+      </w:r>
+      <w:proofErr w:type="gramEnd"/>
+      <w:r>
+        <w:rPr>
+          <w:rFonts w:asciiTheme="majorBidi" w:hAnsiTheme="majorBidi" w:cstheme="majorBidi"/>
+          <w:bCs/>
+          <w:i/>
+          <w:iCs/>
+          <w:lang w:bidi="th-TH"/>
+        </w:rPr>
+        <w:t xml:space="preserve"> (ICWSM</w:t>
       </w:r>
       <w:r>
         <w:rPr>
@@ -11165,13 +11933,23 @@
           <w:lang w:bidi="th-TH"/>
         </w:rPr>
       </w:pPr>
-      <w:r>
-        <w:rPr>
-          <w:rFonts w:asciiTheme="majorBidi" w:hAnsiTheme="majorBidi" w:cstheme="majorBidi"/>
-          <w:bCs/>
-          <w:lang w:bidi="th-TH"/>
-        </w:rPr>
-        <w:t xml:space="preserve">Wutiwiwatchai, C., &amp; Furui, S. (2007). Thai speech processing technology: A review. </w:t>
+      <w:proofErr w:type="spellStart"/>
+      <w:r>
+        <w:rPr>
+          <w:rFonts w:asciiTheme="majorBidi" w:hAnsiTheme="majorBidi" w:cstheme="majorBidi"/>
+          <w:bCs/>
+          <w:lang w:bidi="th-TH"/>
+        </w:rPr>
+        <w:t>Wutiwiwatchai</w:t>
+      </w:r>
+      <w:proofErr w:type="spellEnd"/>
+      <w:r>
+        <w:rPr>
+          <w:rFonts w:asciiTheme="majorBidi" w:hAnsiTheme="majorBidi" w:cstheme="majorBidi"/>
+          <w:bCs/>
+          <w:lang w:bidi="th-TH"/>
+        </w:rPr>
+        <w:t xml:space="preserve">, C., &amp; Furui, S. (2007). Thai speech processing technology: A review. </w:t>
       </w:r>
       <w:r>
         <w:rPr>
@@ -11269,13 +12047,23 @@
           <w:lang w:bidi="th-TH"/>
         </w:rPr>
       </w:pPr>
-      <w:r>
-        <w:rPr>
-          <w:rFonts w:asciiTheme="majorBidi" w:hAnsiTheme="majorBidi" w:cstheme="majorBidi"/>
-          <w:bCs/>
-          <w:lang w:bidi="th-TH"/>
-        </w:rPr>
-        <w:t xml:space="preserve">Baevski, A., Zhou, H., Mohamed, A., &amp; Auli, M. (2020). wav2vec 2.0: A framework for self-supervised learning of speech representations. </w:t>
+      <w:proofErr w:type="spellStart"/>
+      <w:r>
+        <w:rPr>
+          <w:rFonts w:asciiTheme="majorBidi" w:hAnsiTheme="majorBidi" w:cstheme="majorBidi"/>
+          <w:bCs/>
+          <w:lang w:bidi="th-TH"/>
+        </w:rPr>
+        <w:t>Baevski</w:t>
+      </w:r>
+      <w:proofErr w:type="spellEnd"/>
+      <w:r>
+        <w:rPr>
+          <w:rFonts w:asciiTheme="majorBidi" w:hAnsiTheme="majorBidi" w:cstheme="majorBidi"/>
+          <w:bCs/>
+          <w:lang w:bidi="th-TH"/>
+        </w:rPr>
+        <w:t xml:space="preserve">, A., Zhou, H., Mohamed, A., &amp; Auli, M. (2020). wav2vec 2.0: A framework for self-supervised learning of speech representations. </w:t>
       </w:r>
       <w:r>
         <w:rPr>
@@ -11405,7 +12193,25 @@
           <w:bCs/>
           <w:lang w:bidi="th-TH"/>
         </w:rPr>
-        <w:t xml:space="preserve">Hershey, S., Chaudhuri, S., Ellis, D., Gemmeke, J. F., et al. (2017). CNN architectures for large-scale audio classification. </w:t>
+        <w:t xml:space="preserve">Hershey, S., Chaudhuri, S., Ellis, D., </w:t>
+      </w:r>
+      <w:proofErr w:type="spellStart"/>
+      <w:r>
+        <w:rPr>
+          <w:rFonts w:asciiTheme="majorBidi" w:hAnsiTheme="majorBidi" w:cstheme="majorBidi"/>
+          <w:bCs/>
+          <w:lang w:bidi="th-TH"/>
+        </w:rPr>
+        <w:t>Gemmeke</w:t>
+      </w:r>
+      <w:proofErr w:type="spellEnd"/>
+      <w:r>
+        <w:rPr>
+          <w:rFonts w:asciiTheme="majorBidi" w:hAnsiTheme="majorBidi" w:cstheme="majorBidi"/>
+          <w:bCs/>
+          <w:lang w:bidi="th-TH"/>
+        </w:rPr>
+        <w:t xml:space="preserve">, J. F., et al. (2017). CNN architectures for large-scale audio classification. </w:t>
       </w:r>
       <w:r>
         <w:rPr>
@@ -11467,7 +12273,43 @@
           <w:bCs/>
           <w:lang w:bidi="th-TH"/>
         </w:rPr>
-        <w:t xml:space="preserve">Hsu, W., Bolte, B., Tsai, Y., Lakhotia, K., Salakhutdinov, R., &amp; Mohamed, A. (2021). HuBERT: Self-supervised speech representation learning by masked prediction of hidden units. </w:t>
+        <w:t xml:space="preserve">Hsu, W., Bolte, B., Tsai, Y., Lakhotia, K., </w:t>
+      </w:r>
+      <w:proofErr w:type="spellStart"/>
+      <w:r>
+        <w:rPr>
+          <w:rFonts w:asciiTheme="majorBidi" w:hAnsiTheme="majorBidi" w:cstheme="majorBidi"/>
+          <w:bCs/>
+          <w:lang w:bidi="th-TH"/>
+        </w:rPr>
+        <w:t>Salakhutdinov</w:t>
+      </w:r>
+      <w:proofErr w:type="spellEnd"/>
+      <w:r>
+        <w:rPr>
+          <w:rFonts w:asciiTheme="majorBidi" w:hAnsiTheme="majorBidi" w:cstheme="majorBidi"/>
+          <w:bCs/>
+          <w:lang w:bidi="th-TH"/>
+        </w:rPr>
+        <w:t xml:space="preserve">, R., &amp; Mohamed, A. (2021). </w:t>
+      </w:r>
+      <w:proofErr w:type="spellStart"/>
+      <w:r>
+        <w:rPr>
+          <w:rFonts w:asciiTheme="majorBidi" w:hAnsiTheme="majorBidi" w:cstheme="majorBidi"/>
+          <w:bCs/>
+          <w:lang w:bidi="th-TH"/>
+        </w:rPr>
+        <w:t>HuBERT</w:t>
+      </w:r>
+      <w:proofErr w:type="spellEnd"/>
+      <w:r>
+        <w:rPr>
+          <w:rFonts w:asciiTheme="majorBidi" w:hAnsiTheme="majorBidi" w:cstheme="majorBidi"/>
+          <w:bCs/>
+          <w:lang w:bidi="th-TH"/>
+        </w:rPr>
+        <w:t xml:space="preserve">: Self-supervised speech representation learning by masked prediction of hidden units. </w:t>
       </w:r>
       <w:r>
         <w:rPr>
@@ -11526,13 +12368,23 @@
           <w:lang w:bidi="th-TH"/>
         </w:rPr>
       </w:pPr>
-      <w:r>
-        <w:rPr>
-          <w:rFonts w:asciiTheme="majorBidi" w:hAnsiTheme="majorBidi" w:cstheme="majorBidi"/>
-          <w:bCs/>
-          <w:lang w:bidi="th-TH"/>
-        </w:rPr>
-        <w:t xml:space="preserve">Aljumily, R. (2024). An experiment in keyword-based approach for hate speech detection in online social media comments. </w:t>
+      <w:proofErr w:type="spellStart"/>
+      <w:r>
+        <w:rPr>
+          <w:rFonts w:asciiTheme="majorBidi" w:hAnsiTheme="majorBidi" w:cstheme="majorBidi"/>
+          <w:bCs/>
+          <w:lang w:bidi="th-TH"/>
+        </w:rPr>
+        <w:t>Aljumily</w:t>
+      </w:r>
+      <w:proofErr w:type="spellEnd"/>
+      <w:r>
+        <w:rPr>
+          <w:rFonts w:asciiTheme="majorBidi" w:hAnsiTheme="majorBidi" w:cstheme="majorBidi"/>
+          <w:bCs/>
+          <w:lang w:bidi="th-TH"/>
+        </w:rPr>
+        <w:t xml:space="preserve">, R. (2024). An experiment in keyword-based approach for hate speech detection in online social media comments. </w:t>
       </w:r>
       <w:r>
         <w:rPr>
@@ -11597,7 +12449,25 @@
           <w:bCs/>
           <w:lang w:bidi="th-TH"/>
         </w:rPr>
-        <w:t xml:space="preserve">Verma, A., Singh, A., Bihari, A., Tripathi, S., Agrawal, S., Pandey, S. K., &amp; Verma, S. (2023). Identification of hate speech on social media using LSTM. </w:t>
+        <w:t>Verma, A., Singh, A., Bihari, A., Tripathi, S., Agrawal, S., Pandey, S.</w:t>
+      </w:r>
+      <w:proofErr w:type="gramStart"/>
+      <w:r>
+        <w:rPr>
+          <w:rFonts w:asciiTheme="majorBidi" w:hAnsiTheme="majorBidi" w:cstheme="majorBidi"/>
+          <w:bCs/>
+          <w:lang w:bidi="th-TH"/>
+        </w:rPr>
+        <w:t xml:space="preserve"> K.</w:t>
+      </w:r>
+      <w:proofErr w:type="gramEnd"/>
+      <w:r>
+        <w:rPr>
+          <w:rFonts w:asciiTheme="majorBidi" w:hAnsiTheme="majorBidi" w:cstheme="majorBidi"/>
+          <w:bCs/>
+          <w:lang w:bidi="th-TH"/>
+        </w:rPr>
+        <w:t xml:space="preserve">, &amp; Verma, S. (2023). Identification of hate speech on social media using LSTM. </w:t>
       </w:r>
       <w:r>
         <w:rPr>
@@ -11649,8 +12519,27 @@
           <w:bCs/>
           <w:lang w:bidi="th-TH"/>
         </w:rPr>
-        <w:t xml:space="preserve">Liu, H., Liu, X., Kong, Q., Wang, W., &amp; Plumbley, M. D. (2024). Learning temporal resolution in spectrogram for audio classification. </w:t>
-      </w:r>
+        <w:t xml:space="preserve">Liu, H., Liu, X., Kong, Q., Wang, W., &amp; </w:t>
+      </w:r>
+      <w:proofErr w:type="spellStart"/>
+      <w:r>
+        <w:rPr>
+          <w:rFonts w:asciiTheme="majorBidi" w:hAnsiTheme="majorBidi" w:cstheme="majorBidi"/>
+          <w:bCs/>
+          <w:lang w:bidi="th-TH"/>
+        </w:rPr>
+        <w:t>Plumbley</w:t>
+      </w:r>
+      <w:proofErr w:type="spellEnd"/>
+      <w:r>
+        <w:rPr>
+          <w:rFonts w:asciiTheme="majorBidi" w:hAnsiTheme="majorBidi" w:cstheme="majorBidi"/>
+          <w:bCs/>
+          <w:lang w:bidi="th-TH"/>
+        </w:rPr>
+        <w:t xml:space="preserve">, M. D. (2024). Learning temporal resolution in spectrogram for audio classification. </w:t>
+      </w:r>
+      <w:proofErr w:type="spellStart"/>
       <w:r>
         <w:rPr>
           <w:rFonts w:asciiTheme="majorBidi" w:hAnsiTheme="majorBidi" w:cstheme="majorBidi"/>
@@ -11659,7 +12548,18 @@
           <w:iCs/>
           <w:lang w:bidi="th-TH"/>
         </w:rPr>
-        <w:t xml:space="preserve">arXiv preprint arXiv:2210.0179v3 </w:t>
+        <w:t>arXiv</w:t>
+      </w:r>
+      <w:proofErr w:type="spellEnd"/>
+      <w:r>
+        <w:rPr>
+          <w:rFonts w:asciiTheme="majorBidi" w:hAnsiTheme="majorBidi" w:cstheme="majorBidi"/>
+          <w:bCs/>
+          <w:i/>
+          <w:iCs/>
+          <w:lang w:bidi="th-TH"/>
+        </w:rPr>
+        <w:t xml:space="preserve"> preprint arXiv:2210.0179v3 </w:t>
       </w:r>
       <w:r>
         <w:rPr>
@@ -11733,6 +12633,7 @@
         </w:rPr>
         <w:t xml:space="preserve">Shu, X., Zhu, Y., Chen, Y., Chen, L., Liu, H., Huang, C., &amp; Wang, Y. (2021). Joint echo cancellation and noise suppression based on cascaded magnitude and complex mask estimation. </w:t>
       </w:r>
+      <w:proofErr w:type="spellStart"/>
       <w:r>
         <w:rPr>
           <w:rFonts w:asciiTheme="majorBidi" w:hAnsiTheme="majorBidi" w:cstheme="majorBidi"/>
@@ -11741,7 +12642,18 @@
           <w:iCs/>
           <w:lang w:bidi="th-TH"/>
         </w:rPr>
-        <w:t>arXiv preprint arXiv:2107.09298</w:t>
+        <w:t>arXiv</w:t>
+      </w:r>
+      <w:proofErr w:type="spellEnd"/>
+      <w:r>
+        <w:rPr>
+          <w:rFonts w:asciiTheme="majorBidi" w:hAnsiTheme="majorBidi" w:cstheme="majorBidi"/>
+          <w:bCs/>
+          <w:i/>
+          <w:iCs/>
+          <w:lang w:bidi="th-TH"/>
+        </w:rPr>
+        <w:t xml:space="preserve"> preprint arXiv:2107.09298</w:t>
       </w:r>
       <w:r>
         <w:rPr>
@@ -11793,7 +12705,29 @@
           <w:iCs/>
           <w:lang w:bidi="th-TH"/>
         </w:rPr>
-        <w:t>ResearchGate, Technical Report nal 03741810</w:t>
+        <w:t xml:space="preserve">ResearchGate, Technical Report </w:t>
+      </w:r>
+      <w:proofErr w:type="spellStart"/>
+      <w:r>
+        <w:rPr>
+          <w:rFonts w:asciiTheme="majorBidi" w:hAnsiTheme="majorBidi" w:cstheme="majorBidi"/>
+          <w:bCs/>
+          <w:i/>
+          <w:iCs/>
+          <w:lang w:bidi="th-TH"/>
+        </w:rPr>
+        <w:t>nal</w:t>
+      </w:r>
+      <w:proofErr w:type="spellEnd"/>
+      <w:r>
+        <w:rPr>
+          <w:rFonts w:asciiTheme="majorBidi" w:hAnsiTheme="majorBidi" w:cstheme="majorBidi"/>
+          <w:bCs/>
+          <w:i/>
+          <w:iCs/>
+          <w:lang w:bidi="th-TH"/>
+        </w:rPr>
+        <w:t xml:space="preserve"> 03741810</w:t>
       </w:r>
       <w:r>
         <w:rPr>
@@ -11848,7 +12782,25 @@
           <w:bCs/>
           <w:lang w:bidi="th-TH"/>
         </w:rPr>
-        <w:t xml:space="preserve">Devlin, J., Chang, M., Lee, K., &amp; Toutanova, K. (2019). BERT: Pre-training of deep bidirectional transformers for language understanding. </w:t>
+        <w:t>Devlin, J., Chang, M., Lee, K., &amp; Toutanova, K. (2019). BERT: Pre-</w:t>
+      </w:r>
+      <w:proofErr w:type="gramStart"/>
+      <w:r>
+        <w:rPr>
+          <w:rFonts w:asciiTheme="majorBidi" w:hAnsiTheme="majorBidi" w:cstheme="majorBidi"/>
+          <w:bCs/>
+          <w:lang w:bidi="th-TH"/>
+        </w:rPr>
+        <w:t>training of</w:t>
+      </w:r>
+      <w:proofErr w:type="gramEnd"/>
+      <w:r>
+        <w:rPr>
+          <w:rFonts w:asciiTheme="majorBidi" w:hAnsiTheme="majorBidi" w:cstheme="majorBidi"/>
+          <w:bCs/>
+          <w:lang w:bidi="th-TH"/>
+        </w:rPr>
+        <w:t xml:space="preserve"> deep bidirectional transformers for language understanding. </w:t>
       </w:r>
       <w:r>
         <w:rPr>
@@ -11900,7 +12852,43 @@
           <w:bCs/>
           <w:lang w:bidi="th-TH"/>
         </w:rPr>
-        <w:t xml:space="preserve">Smirnov, I., &amp; Laushkina, A. (2023). Multimodal prediction of profanity based on speech analysis. </w:t>
+        <w:t xml:space="preserve">Smirnov, I., &amp; </w:t>
+      </w:r>
+      <w:proofErr w:type="spellStart"/>
+      <w:r>
+        <w:rPr>
+          <w:rFonts w:asciiTheme="majorBidi" w:hAnsiTheme="majorBidi" w:cstheme="majorBidi"/>
+          <w:bCs/>
+          <w:lang w:bidi="th-TH"/>
+        </w:rPr>
+        <w:t>Laushkina</w:t>
+      </w:r>
+      <w:proofErr w:type="spellEnd"/>
+      <w:r>
+        <w:rPr>
+          <w:rFonts w:asciiTheme="majorBidi" w:hAnsiTheme="majorBidi" w:cstheme="majorBidi"/>
+          <w:bCs/>
+          <w:lang w:bidi="th-TH"/>
+        </w:rPr>
+        <w:t xml:space="preserve">, A. (2023). Multimodal prediction of profanity </w:t>
+      </w:r>
+      <w:proofErr w:type="gramStart"/>
+      <w:r>
+        <w:rPr>
+          <w:rFonts w:asciiTheme="majorBidi" w:hAnsiTheme="majorBidi" w:cstheme="majorBidi"/>
+          <w:bCs/>
+          <w:lang w:bidi="th-TH"/>
+        </w:rPr>
+        <w:t>based</w:t>
+      </w:r>
+      <w:proofErr w:type="gramEnd"/>
+      <w:r>
+        <w:rPr>
+          <w:rFonts w:asciiTheme="majorBidi" w:hAnsiTheme="majorBidi" w:cstheme="majorBidi"/>
+          <w:bCs/>
+          <w:lang w:bidi="th-TH"/>
+        </w:rPr>
+        <w:t xml:space="preserve"> on speech analysis. </w:t>
       </w:r>
       <w:r>
         <w:rPr>
@@ -12147,8 +13135,18 @@
           <w:b/>
           <w:lang w:bidi="th-TH"/>
         </w:rPr>
-        <w:t xml:space="preserve"> Javascript</w:t>
-      </w:r>
+        <w:t xml:space="preserve"> </w:t>
+      </w:r>
+      <w:proofErr w:type="spellStart"/>
+      <w:r>
+        <w:rPr>
+          <w:rFonts w:asciiTheme="majorBidi" w:hAnsiTheme="majorBidi" w:cstheme="majorBidi"/>
+          <w:b/>
+          <w:lang w:bidi="th-TH"/>
+        </w:rPr>
+        <w:t>Javascript</w:t>
+      </w:r>
+      <w:proofErr w:type="spellEnd"/>
       <w:r>
         <w:rPr>
           <w:rFonts w:asciiTheme="majorBidi" w:hAnsiTheme="majorBidi" w:cstheme="majorBidi" w:hint="cs"/>
@@ -12250,7 +13248,15 @@
           <w:cs/>
           <w:lang w:bidi="th-TH"/>
         </w:rPr>
-        <w:t>เขียนแอพพลิเคชั่นการจัดการทางการเงินสามารถจดบันทึก</w:t>
+        <w:t xml:space="preserve">เขียนแอพพลิเคชั่นที่ </w:t>
+      </w:r>
+      <w:r>
+        <w:rPr>
+          <w:rFonts w:asciiTheme="majorBidi" w:hAnsiTheme="majorBidi" w:cstheme="majorBidi"/>
+          <w:b/>
+          <w:lang w:bidi="th-TH"/>
+        </w:rPr>
+        <w:t xml:space="preserve">deploy </w:t>
       </w:r>
       <w:r>
         <w:rPr>
@@ -12259,7 +13265,33 @@
           <w:cs/>
           <w:lang w:bidi="th-TH"/>
         </w:rPr>
-        <w:t>เงินเข้าเงินออกและ</w:t>
+        <w:t xml:space="preserve">ลงบนระบบคลาวด์ของ </w:t>
+      </w:r>
+      <w:r>
+        <w:rPr>
+          <w:rFonts w:asciiTheme="majorBidi" w:hAnsiTheme="majorBidi" w:cstheme="majorBidi"/>
+          <w:b/>
+          <w:lang w:bidi="th-TH"/>
+        </w:rPr>
+        <w:t xml:space="preserve">amazon </w:t>
+      </w:r>
+      <w:proofErr w:type="spellStart"/>
+      <w:r>
+        <w:rPr>
+          <w:rFonts w:asciiTheme="majorBidi" w:hAnsiTheme="majorBidi" w:cstheme="majorBidi"/>
+          <w:b/>
+          <w:lang w:bidi="th-TH"/>
+        </w:rPr>
+        <w:t>aws</w:t>
+      </w:r>
+      <w:proofErr w:type="spellEnd"/>
+      <w:r>
+        <w:rPr>
+          <w:rFonts w:asciiTheme="majorBidi" w:hAnsiTheme="majorBidi" w:cstheme="majorBidi"/>
+          <w:b/>
+          <w:lang w:bidi="th-TH"/>
+        </w:rPr>
+        <w:t xml:space="preserve"> </w:t>
       </w:r>
       <w:r>
         <w:rPr>
@@ -12268,15 +13300,102 @@
           <w:cs/>
           <w:lang w:bidi="th-TH"/>
         </w:rPr>
-        <w:t>แบ่งประเภทการใช้จ่ายได้โดยใช้</w:t>
-      </w:r>
-      <w:r>
-        <w:rPr>
-          <w:rFonts w:asciiTheme="majorBidi" w:hAnsiTheme="majorBidi" w:cstheme="majorBidi"/>
-          <w:b/>
-          <w:lang w:bidi="th-TH"/>
-        </w:rPr>
-        <w:t xml:space="preserve"> Java</w:t>
+        <w:t xml:space="preserve">ที่พัฒนาโดยใช้และพัฒนาฟีเจอร์ </w:t>
+      </w:r>
+      <w:proofErr w:type="spellStart"/>
+      <w:r>
+        <w:rPr>
+          <w:rFonts w:asciiTheme="majorBidi" w:hAnsiTheme="majorBidi" w:cstheme="majorBidi"/>
+          <w:b/>
+          <w:lang w:bidi="th-TH"/>
+        </w:rPr>
+        <w:t>aws</w:t>
+      </w:r>
+      <w:proofErr w:type="spellEnd"/>
+      <w:r>
+        <w:rPr>
+          <w:rFonts w:asciiTheme="majorBidi" w:hAnsiTheme="majorBidi" w:cstheme="majorBidi"/>
+          <w:b/>
+          <w:lang w:bidi="th-TH"/>
+        </w:rPr>
+        <w:t xml:space="preserve"> caching </w:t>
+      </w:r>
+      <w:r>
+        <w:rPr>
+          <w:rFonts w:asciiTheme="majorBidi" w:hAnsiTheme="majorBidi" w:cstheme="majorBidi" w:hint="cs"/>
+          <w:b/>
+          <w:cs/>
+          <w:lang w:bidi="th-TH"/>
+        </w:rPr>
+        <w:t xml:space="preserve">ด้วย </w:t>
+      </w:r>
+      <w:r>
+        <w:rPr>
+          <w:rFonts w:asciiTheme="majorBidi" w:hAnsiTheme="majorBidi" w:cstheme="majorBidi"/>
+          <w:b/>
+          <w:lang w:bidi="th-TH"/>
+        </w:rPr>
+        <w:t xml:space="preserve">lambda. </w:t>
+      </w:r>
+      <w:r>
+        <w:rPr>
+          <w:rFonts w:asciiTheme="majorBidi" w:hAnsiTheme="majorBidi" w:cstheme="majorBidi" w:hint="cs"/>
+          <w:b/>
+          <w:cs/>
+          <w:lang w:bidi="th-TH"/>
+        </w:rPr>
+        <w:t xml:space="preserve">ทุกอย่างผ่าน การ </w:t>
+      </w:r>
+      <w:r>
+        <w:rPr>
+          <w:rFonts w:asciiTheme="majorBidi" w:hAnsiTheme="majorBidi" w:cstheme="majorBidi"/>
+          <w:b/>
+          <w:lang w:bidi="th-TH"/>
+        </w:rPr>
+        <w:t xml:space="preserve">on cloud </w:t>
+      </w:r>
+      <w:r>
+        <w:rPr>
+          <w:rFonts w:asciiTheme="majorBidi" w:hAnsiTheme="majorBidi" w:cstheme="majorBidi" w:hint="cs"/>
+          <w:b/>
+          <w:cs/>
+          <w:lang w:bidi="th-TH"/>
+        </w:rPr>
+        <w:t xml:space="preserve">และ </w:t>
+      </w:r>
+      <w:r>
+        <w:rPr>
+          <w:rFonts w:asciiTheme="majorBidi" w:hAnsiTheme="majorBidi" w:cstheme="majorBidi"/>
+          <w:b/>
+          <w:lang w:bidi="th-TH"/>
+        </w:rPr>
+        <w:t xml:space="preserve">RDS </w:t>
+      </w:r>
+      <w:r>
+        <w:rPr>
+          <w:rFonts w:asciiTheme="majorBidi" w:hAnsiTheme="majorBidi" w:cstheme="majorBidi" w:hint="cs"/>
+          <w:b/>
+          <w:cs/>
+          <w:lang w:bidi="th-TH"/>
+        </w:rPr>
+        <w:t xml:space="preserve">ที่สามารถดึงข้อมูลหลักแสน </w:t>
+      </w:r>
+      <w:r>
+        <w:rPr>
+          <w:rFonts w:asciiTheme="majorBidi" w:hAnsiTheme="majorBidi" w:cstheme="majorBidi"/>
+          <w:b/>
+          <w:lang w:bidi="th-TH"/>
+        </w:rPr>
+        <w:t xml:space="preserve">unit </w:t>
+      </w:r>
+      <w:r>
+        <w:rPr>
+          <w:rFonts w:asciiTheme="majorBidi" w:hAnsiTheme="majorBidi" w:cstheme="majorBidi" w:hint="cs"/>
+          <w:b/>
+          <w:cs/>
+          <w:lang w:bidi="th-TH"/>
+        </w:rPr>
+        <w:t>ในเวลาเพียงไม่ถึงวินาที</w:t>
       </w:r>
     </w:p>
     <w:p>
@@ -12292,14 +13411,13 @@
         <w:rPr>
           <w:rFonts w:asciiTheme="majorBidi" w:hAnsiTheme="majorBidi" w:cstheme="majorBidi"/>
           <w:b/>
-          <w:noProof/>
           <w:lang w:bidi="th-TH"/>
         </w:rPr>
         <w:drawing>
-          <wp:inline distT="0" distB="0" distL="0" distR="0" wp14:anchorId="3EF70374" wp14:editId="5119DBD7">
-            <wp:extent cx="1941616" cy="2333347"/>
-            <wp:effectExtent l="0" t="0" r="1905" b="0"/>
-            <wp:docPr id="796153425" name="Picture 1" descr="A screenshot of a computer screen&#10;&#10;AI-generated content may be incorrect."/>
+          <wp:inline distT="0" distB="0" distL="0" distR="0" wp14:anchorId="2C1FC0DC" wp14:editId="49BA0523">
+            <wp:extent cx="6645910" cy="3725545"/>
+            <wp:effectExtent l="0" t="0" r="2540" b="8255"/>
+            <wp:docPr id="208047409" name="Picture 1" descr="A diagram of a computer&#10;&#10;AI-generated content may be incorrect."/>
             <wp:cNvGraphicFramePr>
               <a:graphicFrameLocks xmlns:a="http://schemas.openxmlformats.org/drawingml/2006/main" noChangeAspect="1"/>
             </wp:cNvGraphicFramePr>
@@ -12307,7 +13425,7 @@
               <a:graphicData uri="http://schemas.openxmlformats.org/drawingml/2006/picture">
                 <pic:pic xmlns:pic="http://schemas.openxmlformats.org/drawingml/2006/picture">
                   <pic:nvPicPr>
-                    <pic:cNvPr id="796153425" name="Picture 1" descr="A screenshot of a computer screen&#10;&#10;AI-generated content may be incorrect."/>
+                    <pic:cNvPr id="208047409" name="Picture 1" descr="A diagram of a computer&#10;&#10;AI-generated content may be incorrect."/>
                     <pic:cNvPicPr/>
                   </pic:nvPicPr>
                   <pic:blipFill>
@@ -12319,7 +13437,7 @@
                   <pic:spPr>
                     <a:xfrm>
                       <a:off x="0" y="0"/>
-                      <a:ext cx="1950533" cy="2344063"/>
+                      <a:ext cx="6645910" cy="3725545"/>
                     </a:xfrm>
                     <a:prstGeom prst="rect">
                       <a:avLst/>
@@ -12352,7 +13470,7 @@
           <w:cs/>
           <w:lang w:bidi="th-TH"/>
         </w:rPr>
-        <w:t>การเทรนปัญญาประดิษฐ์เพื่อ</w:t>
+        <w:t>เขียนเว็ปแอพลิเคชั่น</w:t>
       </w:r>
       <w:r>
         <w:rPr>
@@ -12361,33 +13479,7 @@
           <w:cs/>
           <w:lang w:bidi="th-TH"/>
         </w:rPr>
-        <w:t>คาดการณ์ราคาตลาดหุ้นอเมซอน</w:t>
-      </w:r>
-      <w:r>
-        <w:rPr>
-          <w:rFonts w:asciiTheme="majorBidi" w:hAnsiTheme="majorBidi" w:cstheme="majorBidi" w:hint="cs"/>
-          <w:b/>
-          <w:cs/>
-          <w:lang w:bidi="th-TH"/>
-        </w:rPr>
-        <w:t xml:space="preserve"> โดยใช้</w:t>
-      </w:r>
-      <w:r>
-        <w:rPr>
-          <w:rFonts w:asciiTheme="majorBidi" w:hAnsiTheme="majorBidi" w:cstheme="majorBidi"/>
-          <w:b/>
-          <w:lang w:bidi="th-TH"/>
-        </w:rPr>
-        <w:t xml:space="preserve"> TensorFlow</w:t>
-      </w:r>
-      <w:r>
-        <w:rPr>
-          <w:rFonts w:asciiTheme="majorBidi" w:hAnsiTheme="majorBidi" w:cstheme="majorBidi" w:hint="cs"/>
-          <w:b/>
-          <w:cs/>
-          <w:lang w:bidi="th-TH"/>
-        </w:rPr>
-        <w:t xml:space="preserve"> ในการเทรนข้อมูลราคาหุ้นของบริษัท</w:t>
+        <w:t>โซเชียลมีเดียที่มีครบทุกฟังชั่นการใช้งาน</w:t>
       </w:r>
     </w:p>
     <w:p>
@@ -12401,17 +13493,16 @@
       </w:pPr>
       <w:r>
         <w:rPr>
-          <w:rFonts w:asciiTheme="majorBidi" w:hAnsiTheme="majorBidi" w:cstheme="majorBidi"/>
-          <w:b/>
-          <w:noProof/>
+          <w:rFonts w:asciiTheme="majorBidi" w:hAnsiTheme="majorBidi" w:cs="Angsana New"/>
+          <w:b/>
           <w:cs/>
           <w:lang w:bidi="th-TH"/>
         </w:rPr>
         <w:drawing>
-          <wp:inline distT="0" distB="0" distL="0" distR="0" wp14:anchorId="278A8D01" wp14:editId="425AB463">
-            <wp:extent cx="3675413" cy="1469603"/>
-            <wp:effectExtent l="0" t="0" r="1270" b="0"/>
-            <wp:docPr id="700466872" name="Picture 1"/>
+          <wp:inline distT="0" distB="0" distL="0" distR="0" wp14:anchorId="06A3D8BC" wp14:editId="59AB5CE7">
+            <wp:extent cx="2573184" cy="1521144"/>
+            <wp:effectExtent l="0" t="0" r="0" b="3175"/>
+            <wp:docPr id="1474451389" name="Picture 1" descr="A screenshot of a computer&#10;&#10;AI-generated content may be incorrect."/>
             <wp:cNvGraphicFramePr>
               <a:graphicFrameLocks xmlns:a="http://schemas.openxmlformats.org/drawingml/2006/main" noChangeAspect="1"/>
             </wp:cNvGraphicFramePr>
@@ -12419,36 +13510,23 @@
               <a:graphicData uri="http://schemas.openxmlformats.org/drawingml/2006/picture">
                 <pic:pic xmlns:pic="http://schemas.openxmlformats.org/drawingml/2006/picture">
                   <pic:nvPicPr>
-                    <pic:cNvPr id="0" name="Picture 1"/>
-                    <pic:cNvPicPr>
-                      <a:picLocks noChangeAspect="1" noChangeArrowheads="1"/>
-                    </pic:cNvPicPr>
+                    <pic:cNvPr id="1474451389" name="Picture 1" descr="A screenshot of a computer&#10;&#10;AI-generated content may be incorrect."/>
+                    <pic:cNvPicPr/>
                   </pic:nvPicPr>
                   <pic:blipFill>
-                    <a:blip r:embed="rId23" cstate="print">
-                      <a:extLst>
-                        <a:ext uri="{28A0092B-C50C-407E-A947-70E740481C1C}">
-                          <a14:useLocalDpi xmlns:a14="http://schemas.microsoft.com/office/drawing/2010/main" val="0"/>
-                        </a:ext>
-                      </a:extLst>
-                    </a:blip>
-                    <a:srcRect/>
+                    <a:blip r:embed="rId23"/>
                     <a:stretch>
                       <a:fillRect/>
                     </a:stretch>
                   </pic:blipFill>
-                  <pic:spPr bwMode="auto">
+                  <pic:spPr>
                     <a:xfrm>
                       <a:off x="0" y="0"/>
-                      <a:ext cx="3684855" cy="1473379"/>
+                      <a:ext cx="2579624" cy="1524951"/>
                     </a:xfrm>
                     <a:prstGeom prst="rect">
                       <a:avLst/>
                     </a:prstGeom>
-                    <a:noFill/>
-                    <a:ln>
-                      <a:noFill/>
-                    </a:ln>
                   </pic:spPr>
                 </pic:pic>
               </a:graphicData>
@@ -12459,116 +13537,6 @@
     </w:p>
     <w:p>
       <w:pPr>
-        <w:pStyle w:val="ListParagraph"/>
-        <w:numPr>
-          <w:ilvl w:val="1"/>
-          <w:numId w:val="30"/>
-        </w:numPr>
-        <w:rPr>
-          <w:rFonts w:asciiTheme="majorBidi" w:hAnsiTheme="majorBidi" w:cstheme="majorBidi"/>
-          <w:b/>
-          <w:lang w:bidi="th-TH"/>
-        </w:rPr>
-      </w:pPr>
-      <w:r>
-        <w:rPr>
-          <w:rFonts w:asciiTheme="majorBidi" w:hAnsiTheme="majorBidi" w:cstheme="majorBidi" w:hint="cs"/>
-          <w:b/>
-          <w:cs/>
-          <w:lang w:bidi="th-TH"/>
-        </w:rPr>
-        <w:t>การ</w:t>
-      </w:r>
-      <w:r>
-        <w:rPr>
-          <w:rFonts w:asciiTheme="majorBidi" w:hAnsiTheme="majorBidi" w:cstheme="majorBidi" w:hint="cs"/>
-          <w:b/>
-          <w:cs/>
-          <w:lang w:bidi="th-TH"/>
-        </w:rPr>
-        <w:t>สร้าง</w:t>
-      </w:r>
-      <w:r>
-        <w:rPr>
-          <w:rFonts w:asciiTheme="majorBidi" w:hAnsiTheme="majorBidi" w:cstheme="majorBidi" w:hint="cs"/>
-          <w:b/>
-          <w:cs/>
-          <w:lang w:bidi="th-TH"/>
-        </w:rPr>
-        <w:t>ปัญญาประดิษฐ์ในการเทรนภาพ</w:t>
-      </w:r>
-      <w:r>
-        <w:rPr>
-          <w:rFonts w:asciiTheme="majorBidi" w:hAnsiTheme="majorBidi" w:cstheme="majorBidi"/>
-          <w:b/>
-          <w:lang w:bidi="th-TH"/>
-        </w:rPr>
-        <w:t xml:space="preserve"> 360</w:t>
-      </w:r>
-      <w:r>
-        <w:rPr>
-          <w:rFonts w:asciiTheme="majorBidi" w:hAnsiTheme="majorBidi" w:cstheme="majorBidi" w:hint="cs"/>
-          <w:b/>
-          <w:cs/>
-          <w:lang w:bidi="th-TH"/>
-        </w:rPr>
-        <w:t xml:space="preserve"> องศาเป็น</w:t>
-      </w:r>
-      <w:r>
-        <w:rPr>
-          <w:rFonts w:asciiTheme="majorBidi" w:hAnsiTheme="majorBidi" w:cstheme="majorBidi" w:hint="cs"/>
-          <w:b/>
-          <w:cs/>
-          <w:lang w:bidi="th-TH"/>
-        </w:rPr>
-        <w:t>โมเดล</w:t>
-      </w:r>
-      <w:r>
-        <w:rPr>
-          <w:rFonts w:asciiTheme="majorBidi" w:hAnsiTheme="majorBidi" w:cstheme="majorBidi"/>
-          <w:b/>
-          <w:lang w:bidi="th-TH"/>
-        </w:rPr>
-        <w:t xml:space="preserve"> 3D</w:t>
-      </w:r>
-      <w:r>
-        <w:rPr>
-          <w:rFonts w:asciiTheme="majorBidi" w:hAnsiTheme="majorBidi" w:cstheme="majorBidi" w:hint="cs"/>
-          <w:b/>
-          <w:cs/>
-          <w:lang w:bidi="th-TH"/>
-        </w:rPr>
-        <w:t xml:space="preserve"> โดยใช้ภาพแต่ละมุมของวัตถุและ</w:t>
-      </w:r>
-      <w:r>
-        <w:rPr>
-          <w:rFonts w:asciiTheme="majorBidi" w:hAnsiTheme="majorBidi" w:cstheme="majorBidi"/>
-          <w:b/>
-          <w:lang w:bidi="th-TH"/>
-        </w:rPr>
-        <w:t xml:space="preserve"> mapping</w:t>
-      </w:r>
-      <w:r>
-        <w:rPr>
-          <w:rFonts w:asciiTheme="majorBidi" w:hAnsiTheme="majorBidi" w:cstheme="majorBidi" w:hint="cs"/>
-          <w:b/>
-          <w:cs/>
-          <w:lang w:bidi="th-TH"/>
-        </w:rPr>
-        <w:t xml:space="preserve"> </w:t>
-      </w:r>
-      <w:r>
-        <w:rPr>
-          <w:rFonts w:asciiTheme="majorBidi" w:hAnsiTheme="majorBidi" w:cstheme="majorBidi" w:hint="cs"/>
-          <w:b/>
-          <w:cs/>
-          <w:lang w:bidi="th-TH"/>
-        </w:rPr>
-        <w:t>ในการสร้าง</w:t>
-      </w:r>
-    </w:p>
-    <w:p>
-      <w:pPr>
         <w:jc w:val="center"/>
         <w:rPr>
           <w:rFonts w:asciiTheme="majorBidi" w:hAnsiTheme="majorBidi" w:cstheme="majorBidi"/>
@@ -12578,16 +13546,16 @@
       </w:pPr>
       <w:r>
         <w:rPr>
-          <w:rFonts w:asciiTheme="majorBidi" w:hAnsiTheme="majorBidi" w:cstheme="majorBidi"/>
-          <w:b/>
-          <w:noProof/>
+          <w:rFonts w:asciiTheme="majorBidi" w:hAnsiTheme="majorBidi" w:cs="Angsana New"/>
+          <w:b/>
+          <w:cs/>
           <w:lang w:bidi="th-TH"/>
         </w:rPr>
         <w:drawing>
-          <wp:inline distT="0" distB="0" distL="0" distR="0" wp14:anchorId="245AFB23" wp14:editId="5D20C6FE">
-            <wp:extent cx="2749138" cy="1481560"/>
-            <wp:effectExtent l="0" t="0" r="0" b="4445"/>
-            <wp:docPr id="979682322" name="Picture 2"/>
+          <wp:inline distT="0" distB="0" distL="0" distR="0" wp14:anchorId="271924D8" wp14:editId="60528FBE">
+            <wp:extent cx="2776859" cy="1563542"/>
+            <wp:effectExtent l="0" t="0" r="4445" b="0"/>
+            <wp:docPr id="674813971" name="Picture 1" descr="A screenshot of a login box&#10;&#10;AI-generated content may be incorrect."/>
             <wp:cNvGraphicFramePr>
               <a:graphicFrameLocks xmlns:a="http://schemas.openxmlformats.org/drawingml/2006/main" noChangeAspect="1"/>
             </wp:cNvGraphicFramePr>
@@ -12595,36 +13563,23 @@
               <a:graphicData uri="http://schemas.openxmlformats.org/drawingml/2006/picture">
                 <pic:pic xmlns:pic="http://schemas.openxmlformats.org/drawingml/2006/picture">
                   <pic:nvPicPr>
-                    <pic:cNvPr id="0" name="Picture 2"/>
-                    <pic:cNvPicPr>
-                      <a:picLocks noChangeAspect="1" noChangeArrowheads="1"/>
-                    </pic:cNvPicPr>
+                    <pic:cNvPr id="674813971" name="Picture 1" descr="A screenshot of a login box&#10;&#10;AI-generated content may be incorrect."/>
+                    <pic:cNvPicPr/>
                   </pic:nvPicPr>
                   <pic:blipFill>
-                    <a:blip r:embed="rId24" cstate="print">
-                      <a:extLst>
-                        <a:ext uri="{28A0092B-C50C-407E-A947-70E740481C1C}">
-                          <a14:useLocalDpi xmlns:a14="http://schemas.microsoft.com/office/drawing/2010/main" val="0"/>
-                        </a:ext>
-                      </a:extLst>
-                    </a:blip>
-                    <a:srcRect/>
+                    <a:blip r:embed="rId24"/>
                     <a:stretch>
                       <a:fillRect/>
                     </a:stretch>
                   </pic:blipFill>
-                  <pic:spPr bwMode="auto">
+                  <pic:spPr>
                     <a:xfrm>
                       <a:off x="0" y="0"/>
-                      <a:ext cx="2757945" cy="1486306"/>
+                      <a:ext cx="2784356" cy="1567763"/>
                     </a:xfrm>
                     <a:prstGeom prst="rect">
                       <a:avLst/>
                     </a:prstGeom>
-                    <a:noFill/>
-                    <a:ln>
-                      <a:noFill/>
-                    </a:ln>
                   </pic:spPr>
                 </pic:pic>
               </a:graphicData>
@@ -12632,18 +13587,29 @@
           </wp:inline>
         </w:drawing>
       </w:r>
-      <w:r>
-        <w:rPr>
-          <w:rFonts w:asciiTheme="majorBidi" w:hAnsiTheme="majorBidi" w:cstheme="majorBidi"/>
-          <w:b/>
-          <w:noProof/>
-          <w:lang w:bidi="th-TH"/>
-        </w:rPr>
+    </w:p>
+    <w:p>
+      <w:pPr>
+        <w:jc w:val="center"/>
+        <w:rPr>
+          <w:rFonts w:asciiTheme="majorBidi" w:hAnsiTheme="majorBidi" w:cstheme="majorBidi"/>
+          <w:b/>
+          <w:lang w:bidi="th-TH"/>
+        </w:rPr>
+      </w:pPr>
+      <w:r>
+        <w:rPr>
+          <w:rFonts w:asciiTheme="majorBidi" w:hAnsiTheme="majorBidi" w:cs="Angsana New"/>
+          <w:b/>
+          <w:cs/>
+          <w:lang w:bidi="th-TH"/>
+        </w:rPr>
+        <w:lastRenderedPageBreak/>
         <w:drawing>
-          <wp:inline distT="0" distB="0" distL="0" distR="0" wp14:anchorId="172A1CC7" wp14:editId="7C943777">
-            <wp:extent cx="2842578" cy="1531917"/>
-            <wp:effectExtent l="0" t="0" r="0" b="0"/>
-            <wp:docPr id="41989742" name="Picture 3"/>
+          <wp:inline distT="0" distB="0" distL="0" distR="0" wp14:anchorId="20656411" wp14:editId="7C651A34">
+            <wp:extent cx="2416088" cy="1797638"/>
+            <wp:effectExtent l="0" t="0" r="3810" b="0"/>
+            <wp:docPr id="1488662248" name="Picture 1" descr="A screenshot of a login form&#10;&#10;AI-generated content may be incorrect."/>
             <wp:cNvGraphicFramePr>
               <a:graphicFrameLocks xmlns:a="http://schemas.openxmlformats.org/drawingml/2006/main" noChangeAspect="1"/>
             </wp:cNvGraphicFramePr>
@@ -12651,36 +13617,23 @@
               <a:graphicData uri="http://schemas.openxmlformats.org/drawingml/2006/picture">
                 <pic:pic xmlns:pic="http://schemas.openxmlformats.org/drawingml/2006/picture">
                   <pic:nvPicPr>
-                    <pic:cNvPr id="0" name="Picture 3"/>
-                    <pic:cNvPicPr>
-                      <a:picLocks noChangeAspect="1" noChangeArrowheads="1"/>
-                    </pic:cNvPicPr>
+                    <pic:cNvPr id="1488662248" name="Picture 1" descr="A screenshot of a login form&#10;&#10;AI-generated content may be incorrect."/>
+                    <pic:cNvPicPr/>
                   </pic:nvPicPr>
                   <pic:blipFill>
-                    <a:blip r:embed="rId25" cstate="print">
-                      <a:extLst>
-                        <a:ext uri="{28A0092B-C50C-407E-A947-70E740481C1C}">
-                          <a14:useLocalDpi xmlns:a14="http://schemas.microsoft.com/office/drawing/2010/main" val="0"/>
-                        </a:ext>
-                      </a:extLst>
-                    </a:blip>
-                    <a:srcRect/>
+                    <a:blip r:embed="rId25"/>
                     <a:stretch>
                       <a:fillRect/>
                     </a:stretch>
                   </pic:blipFill>
-                  <pic:spPr bwMode="auto">
+                  <pic:spPr>
                     <a:xfrm>
                       <a:off x="0" y="0"/>
-                      <a:ext cx="2851143" cy="1536533"/>
+                      <a:ext cx="2418694" cy="1799577"/>
                     </a:xfrm>
                     <a:prstGeom prst="rect">
                       <a:avLst/>
                     </a:prstGeom>
-                    <a:noFill/>
-                    <a:ln>
-                      <a:noFill/>
-                    </a:ln>
                   </pic:spPr>
                 </pic:pic>
               </a:graphicData>
@@ -12700,16 +13653,16 @@
       </w:pPr>
       <w:r>
         <w:rPr>
-          <w:rFonts w:asciiTheme="majorBidi" w:hAnsiTheme="majorBidi" w:cstheme="majorBidi"/>
-          <w:b/>
-          <w:noProof/>
+          <w:rFonts w:asciiTheme="majorBidi" w:hAnsiTheme="majorBidi" w:cs="Angsana New"/>
+          <w:b/>
+          <w:cs/>
           <w:lang w:bidi="th-TH"/>
         </w:rPr>
         <w:drawing>
-          <wp:inline distT="0" distB="0" distL="0" distR="0" wp14:anchorId="105BEBD9" wp14:editId="32B1C4A9">
-            <wp:extent cx="2699347" cy="1454727"/>
-            <wp:effectExtent l="0" t="0" r="6350" b="0"/>
-            <wp:docPr id="47090342" name="Picture 4"/>
+          <wp:inline distT="0" distB="0" distL="0" distR="0" wp14:anchorId="73A88BD2" wp14:editId="3C58B64B">
+            <wp:extent cx="3021969" cy="3101084"/>
+            <wp:effectExtent l="0" t="0" r="6985" b="4445"/>
+            <wp:docPr id="368782830" name="Picture 1" descr="A screenshot of a computer&#10;&#10;AI-generated content may be incorrect."/>
             <wp:cNvGraphicFramePr>
               <a:graphicFrameLocks xmlns:a="http://schemas.openxmlformats.org/drawingml/2006/main" noChangeAspect="1"/>
             </wp:cNvGraphicFramePr>
@@ -12717,36 +13670,23 @@
               <a:graphicData uri="http://schemas.openxmlformats.org/drawingml/2006/picture">
                 <pic:pic xmlns:pic="http://schemas.openxmlformats.org/drawingml/2006/picture">
                   <pic:nvPicPr>
-                    <pic:cNvPr id="0" name="Picture 4"/>
-                    <pic:cNvPicPr>
-                      <a:picLocks noChangeAspect="1" noChangeArrowheads="1"/>
-                    </pic:cNvPicPr>
+                    <pic:cNvPr id="368782830" name="Picture 1" descr="A screenshot of a computer&#10;&#10;AI-generated content may be incorrect."/>
+                    <pic:cNvPicPr/>
                   </pic:nvPicPr>
                   <pic:blipFill>
-                    <a:blip r:embed="rId26" cstate="print">
-                      <a:extLst>
-                        <a:ext uri="{28A0092B-C50C-407E-A947-70E740481C1C}">
-                          <a14:useLocalDpi xmlns:a14="http://schemas.microsoft.com/office/drawing/2010/main" val="0"/>
-                        </a:ext>
-                      </a:extLst>
-                    </a:blip>
-                    <a:srcRect/>
+                    <a:blip r:embed="rId26"/>
                     <a:stretch>
                       <a:fillRect/>
                     </a:stretch>
                   </pic:blipFill>
-                  <pic:spPr bwMode="auto">
+                  <pic:spPr>
                     <a:xfrm>
                       <a:off x="0" y="0"/>
-                      <a:ext cx="2712601" cy="1461870"/>
+                      <a:ext cx="3028951" cy="3108249"/>
                     </a:xfrm>
                     <a:prstGeom prst="rect">
                       <a:avLst/>
                     </a:prstGeom>
-                    <a:noFill/>
-                    <a:ln>
-                      <a:noFill/>
-                    </a:ln>
                   </pic:spPr>
                 </pic:pic>
               </a:graphicData>
@@ -12754,6 +13694,197 @@
           </wp:inline>
         </w:drawing>
       </w:r>
+    </w:p>
+    <w:p>
+      <w:pPr>
+        <w:jc w:val="center"/>
+        <w:rPr>
+          <w:rFonts w:asciiTheme="majorBidi" w:hAnsiTheme="majorBidi" w:cstheme="majorBidi" w:hint="cs"/>
+          <w:b/>
+          <w:lang w:bidi="th-TH"/>
+        </w:rPr>
+      </w:pPr>
+      <w:r>
+        <w:rPr>
+          <w:rFonts w:asciiTheme="majorBidi" w:hAnsiTheme="majorBidi" w:cstheme="majorBidi" w:hint="cs"/>
+          <w:b/>
+          <w:cs/>
+          <w:lang w:bidi="th-TH"/>
+        </w:rPr>
+        <w:t xml:space="preserve">และระบบ </w:t>
+      </w:r>
+      <w:r>
+        <w:rPr>
+          <w:rFonts w:asciiTheme="majorBidi" w:hAnsiTheme="majorBidi" w:cstheme="majorBidi"/>
+          <w:b/>
+          <w:lang w:bidi="th-TH"/>
+        </w:rPr>
+        <w:t xml:space="preserve">comment </w:t>
+      </w:r>
+      <w:r>
+        <w:rPr>
+          <w:rFonts w:asciiTheme="majorBidi" w:hAnsiTheme="majorBidi" w:cstheme="majorBidi" w:hint="cs"/>
+          <w:b/>
+          <w:cs/>
+          <w:lang w:bidi="th-TH"/>
+        </w:rPr>
+        <w:t>ด้วยข้อความและภาพวีดีโอ</w:t>
+      </w:r>
+      <w:r>
+        <w:rPr>
+          <w:rFonts w:asciiTheme="majorBidi" w:hAnsiTheme="majorBidi" w:cstheme="majorBidi"/>
+          <w:b/>
+          <w:lang w:bidi="th-TH"/>
+        </w:rPr>
+        <w:t xml:space="preserve"> </w:t>
+      </w:r>
+      <w:r>
+        <w:rPr>
+          <w:rFonts w:asciiTheme="majorBidi" w:hAnsiTheme="majorBidi" w:cstheme="majorBidi" w:hint="cs"/>
+          <w:b/>
+          <w:cs/>
+          <w:lang w:bidi="th-TH"/>
+        </w:rPr>
+        <w:t xml:space="preserve">และระบบ </w:t>
+      </w:r>
+      <w:r>
+        <w:rPr>
+          <w:rFonts w:asciiTheme="majorBidi" w:hAnsiTheme="majorBidi" w:cstheme="majorBidi"/>
+          <w:b/>
+          <w:lang w:bidi="th-TH"/>
+        </w:rPr>
+        <w:t>editing</w:t>
+      </w:r>
+    </w:p>
+    <w:p>
+      <w:pPr>
+        <w:pStyle w:val="ListParagraph"/>
+        <w:numPr>
+          <w:ilvl w:val="1"/>
+          <w:numId w:val="30"/>
+        </w:numPr>
+        <w:rPr>
+          <w:rFonts w:asciiTheme="majorBidi" w:hAnsiTheme="majorBidi" w:cstheme="majorBidi"/>
+          <w:b/>
+          <w:lang w:bidi="th-TH"/>
+        </w:rPr>
+      </w:pPr>
+      <w:r>
+        <w:rPr>
+          <w:rFonts w:asciiTheme="majorBidi" w:hAnsiTheme="majorBidi" w:cstheme="majorBidi" w:hint="cs"/>
+          <w:b/>
+          <w:cs/>
+          <w:lang w:bidi="th-TH"/>
+        </w:rPr>
+        <w:t>การ</w:t>
+      </w:r>
+      <w:r>
+        <w:rPr>
+          <w:rFonts w:asciiTheme="majorBidi" w:hAnsiTheme="majorBidi" w:cstheme="majorBidi" w:hint="cs"/>
+          <w:b/>
+          <w:cs/>
+          <w:lang w:bidi="th-TH"/>
+        </w:rPr>
+        <w:t>สร้าง</w:t>
+      </w:r>
+      <w:r>
+        <w:rPr>
+          <w:rFonts w:asciiTheme="majorBidi" w:hAnsiTheme="majorBidi" w:cstheme="majorBidi" w:hint="cs"/>
+          <w:b/>
+          <w:cs/>
+          <w:lang w:bidi="th-TH"/>
+        </w:rPr>
+        <w:t>ปัญญาประดิษฐ์ในการเทรนภาพ</w:t>
+      </w:r>
+      <w:r>
+        <w:rPr>
+          <w:rFonts w:asciiTheme="majorBidi" w:hAnsiTheme="majorBidi" w:cstheme="majorBidi"/>
+          <w:b/>
+          <w:lang w:bidi="th-TH"/>
+        </w:rPr>
+        <w:t xml:space="preserve"> 360</w:t>
+      </w:r>
+      <w:r>
+        <w:rPr>
+          <w:rFonts w:asciiTheme="majorBidi" w:hAnsiTheme="majorBidi" w:cstheme="majorBidi" w:hint="cs"/>
+          <w:b/>
+          <w:cs/>
+          <w:lang w:bidi="th-TH"/>
+        </w:rPr>
+        <w:t xml:space="preserve"> องศาเป็น</w:t>
+      </w:r>
+      <w:r>
+        <w:rPr>
+          <w:rFonts w:asciiTheme="majorBidi" w:hAnsiTheme="majorBidi" w:cstheme="majorBidi" w:hint="cs"/>
+          <w:b/>
+          <w:cs/>
+          <w:lang w:bidi="th-TH"/>
+        </w:rPr>
+        <w:t>โมเดล</w:t>
+      </w:r>
+      <w:r>
+        <w:rPr>
+          <w:rFonts w:asciiTheme="majorBidi" w:hAnsiTheme="majorBidi" w:cstheme="majorBidi"/>
+          <w:b/>
+          <w:lang w:bidi="th-TH"/>
+        </w:rPr>
+        <w:t xml:space="preserve"> 3D</w:t>
+      </w:r>
+      <w:r>
+        <w:rPr>
+          <w:rFonts w:asciiTheme="majorBidi" w:hAnsiTheme="majorBidi" w:cstheme="majorBidi" w:hint="cs"/>
+          <w:b/>
+          <w:cs/>
+          <w:lang w:bidi="th-TH"/>
+        </w:rPr>
+        <w:t xml:space="preserve"> โดยใช้ภาพแต่ละมุมของวัตถุและ</w:t>
+      </w:r>
+      <w:r>
+        <w:rPr>
+          <w:rFonts w:asciiTheme="majorBidi" w:hAnsiTheme="majorBidi" w:cstheme="majorBidi"/>
+          <w:b/>
+          <w:lang w:bidi="th-TH"/>
+        </w:rPr>
+        <w:t xml:space="preserve"> mapping</w:t>
+      </w:r>
+      <w:r>
+        <w:rPr>
+          <w:rFonts w:asciiTheme="majorBidi" w:hAnsiTheme="majorBidi" w:cstheme="majorBidi" w:hint="cs"/>
+          <w:b/>
+          <w:cs/>
+          <w:lang w:bidi="th-TH"/>
+        </w:rPr>
+        <w:t xml:space="preserve"> </w:t>
+      </w:r>
+      <w:r>
+        <w:rPr>
+          <w:rFonts w:asciiTheme="majorBidi" w:hAnsiTheme="majorBidi" w:cstheme="majorBidi" w:hint="cs"/>
+          <w:b/>
+          <w:cs/>
+          <w:lang w:bidi="th-TH"/>
+        </w:rPr>
+        <w:t>ในการสร้าง</w:t>
+      </w:r>
+    </w:p>
+    <w:p>
+      <w:pPr>
+        <w:jc w:val="center"/>
+        <w:rPr>
+          <w:rFonts w:asciiTheme="majorBidi" w:hAnsiTheme="majorBidi" w:cstheme="majorBidi"/>
+          <w:b/>
+          <w:lang w:bidi="th-TH"/>
+        </w:rPr>
+      </w:pPr>
+    </w:p>
+    <w:p>
+      <w:pPr>
+        <w:jc w:val="center"/>
+        <w:rPr>
+          <w:rFonts w:asciiTheme="majorBidi" w:hAnsiTheme="majorBidi" w:cstheme="majorBidi"/>
+          <w:b/>
+          <w:lang w:bidi="th-TH"/>
+        </w:rPr>
+      </w:pPr>
       <w:r>
         <w:rPr>
           <w:rFonts w:asciiTheme="majorBidi" w:hAnsiTheme="majorBidi" w:cstheme="majorBidi"/>
@@ -12762,7 +13893,7 @@
           <w:lang w:bidi="th-TH"/>
         </w:rPr>
         <w:drawing>
-          <wp:inline distT="0" distB="0" distL="0" distR="0" wp14:anchorId="3A26443D" wp14:editId="6BBC5264">
+          <wp:inline distT="0" distB="0" distL="0" distR="0" wp14:anchorId="3A26443D" wp14:editId="73E6C080">
             <wp:extent cx="1456456" cy="1585356"/>
             <wp:effectExtent l="0" t="0" r="0" b="0"/>
             <wp:docPr id="64717906" name="Picture 5"/>
@@ -12831,49 +13962,97 @@
           <w:cs/>
           <w:lang w:bidi="th-TH"/>
         </w:rPr>
+        <w:t xml:space="preserve">พัฒนาระบบ </w:t>
+      </w:r>
+      <w:r>
+        <w:rPr>
+          <w:rFonts w:asciiTheme="majorBidi" w:hAnsiTheme="majorBidi" w:cstheme="majorBidi"/>
+          <w:b/>
+          <w:lang w:bidi="th-TH"/>
+        </w:rPr>
+        <w:t xml:space="preserve">agent selector </w:t>
+      </w:r>
+      <w:r>
+        <w:rPr>
+          <w:rFonts w:asciiTheme="majorBidi" w:hAnsiTheme="majorBidi" w:cs="Angsana New" w:hint="cs"/>
+          <w:b/>
+          <w:cs/>
+          <w:lang w:bidi="th-TH"/>
+        </w:rPr>
+        <w:t>โครงการนี้มุ่งเน้นไปที่การพัฒนาอัลกอริทึมการเลือกตัวแทนที่มีประสิทธิภาพสำหรับระบบ</w:t>
+      </w:r>
+      <w:r>
+        <w:rPr>
+          <w:rFonts w:asciiTheme="majorBidi" w:hAnsiTheme="majorBidi" w:cs="Angsana New"/>
+          <w:b/>
+          <w:cs/>
+          <w:lang w:bidi="th-TH"/>
+        </w:rPr>
+        <w:t xml:space="preserve"> </w:t>
+      </w:r>
+      <w:r>
+        <w:rPr>
+          <w:rFonts w:asciiTheme="majorBidi" w:hAnsiTheme="majorBidi" w:cstheme="majorBidi"/>
+          <w:b/>
+        </w:rPr>
+        <w:t xml:space="preserve">AI </w:t>
+      </w:r>
+      <w:r>
+        <w:rPr>
+          <w:rFonts w:asciiTheme="majorBidi" w:hAnsiTheme="majorBidi" w:cs="Angsana New" w:hint="cs"/>
+          <w:b/>
+          <w:cs/>
+          <w:lang w:bidi="th-TH"/>
+        </w:rPr>
+        <w:t>ของ</w:t>
+      </w:r>
+      <w:r>
+        <w:rPr>
+          <w:rFonts w:asciiTheme="majorBidi" w:hAnsiTheme="majorBidi" w:cs="Angsana New"/>
+          <w:b/>
+          <w:cs/>
+          <w:lang w:bidi="th-TH"/>
+        </w:rPr>
+        <w:t xml:space="preserve"> </w:t>
+      </w:r>
+      <w:proofErr w:type="spellStart"/>
+      <w:r>
+        <w:rPr>
+          <w:rFonts w:asciiTheme="majorBidi" w:hAnsiTheme="majorBidi" w:cstheme="majorBidi"/>
+          <w:b/>
+        </w:rPr>
+        <w:t>Universa</w:t>
+      </w:r>
+      <w:proofErr w:type="spellEnd"/>
+      <w:r>
+        <w:rPr>
+          <w:rFonts w:asciiTheme="majorBidi" w:hAnsiTheme="majorBidi" w:cstheme="majorBidi"/>
+          <w:b/>
+        </w:rPr>
+        <w:t xml:space="preserve"> </w:t>
+      </w:r>
+    </w:p>
+    <w:p>
+      <w:pPr>
+        <w:pStyle w:val="ListParagraph"/>
+        <w:ind w:left="1440"/>
+        <w:jc w:val="center"/>
+        <w:rPr>
+          <w:rFonts w:asciiTheme="majorBidi" w:hAnsiTheme="majorBidi" w:cstheme="majorBidi"/>
+          <w:b/>
+          <w:lang w:bidi="th-TH"/>
+        </w:rPr>
+      </w:pPr>
+      <w:r>
+        <w:rPr>
+          <w:noProof/>
+        </w:rPr>
         <w:lastRenderedPageBreak/>
-        <w:t>เว็บแอพพลิเคชั่น</w:t>
-      </w:r>
-      <w:r>
-        <w:rPr>
-          <w:rFonts w:asciiTheme="majorBidi" w:hAnsiTheme="majorBidi" w:cstheme="majorBidi" w:hint="cs"/>
-          <w:b/>
-          <w:cs/>
-          <w:lang w:bidi="th-TH"/>
-        </w:rPr>
-        <w:t>แฟรชการ์ดซึ่งสามารถสร้างรหัสผู้ใช้</w:t>
-      </w:r>
-      <w:r>
-        <w:rPr>
-          <w:rFonts w:asciiTheme="majorBidi" w:hAnsiTheme="majorBidi" w:cstheme="majorBidi" w:hint="cs"/>
-          <w:b/>
-          <w:cs/>
-          <w:lang w:bidi="th-TH"/>
-        </w:rPr>
-        <w:t xml:space="preserve"> เข้าสู่ระบบ และตั้งค่าแฟรชการ์ดเลือกความเป็นส่วนตัวหรือเปิดสาธารณะได้</w:t>
-      </w:r>
-    </w:p>
-    <w:p>
-      <w:pPr>
-        <w:rPr>
-          <w:rFonts w:asciiTheme="majorBidi" w:hAnsiTheme="majorBidi" w:cstheme="majorBidi"/>
-          <w:b/>
-          <w:lang w:bidi="th-TH"/>
-        </w:rPr>
-      </w:pPr>
-      <w:r>
-        <w:rPr>
-          <w:rFonts w:asciiTheme="majorBidi" w:hAnsiTheme="majorBidi" w:cstheme="majorBidi" w:hint="cs"/>
-          <w:b/>
-          <w:noProof/>
-          <w:cs/>
-          <w:lang w:bidi="th-TH"/>
-        </w:rPr>
         <w:drawing>
-          <wp:inline distT="0" distB="0" distL="0" distR="0" wp14:anchorId="318EF713" wp14:editId="4438C74A">
-            <wp:extent cx="6632575" cy="3069590"/>
-            <wp:effectExtent l="0" t="0" r="0" b="0"/>
-            <wp:docPr id="1417893735" name="Picture 7" descr="A screenshot of a computer&#10;&#10;AI-generated content may be incorrect."/>
+          <wp:inline distT="0" distB="0" distL="0" distR="0" wp14:anchorId="4B3DC7FC" wp14:editId="3543952B">
+            <wp:extent cx="2777048" cy="2476418"/>
+            <wp:effectExtent l="0" t="0" r="4445" b="635"/>
+            <wp:docPr id="797741083" name="Picture 1" descr="A screenshot of a computer&#10;&#10;AI-generated content may be incorrect."/>
             <wp:cNvGraphicFramePr>
               <a:graphicFrameLocks xmlns:a="http://schemas.openxmlformats.org/drawingml/2006/main" noChangeAspect="1"/>
             </wp:cNvGraphicFramePr>
@@ -12881,7 +14060,7 @@
               <a:graphicData uri="http://schemas.openxmlformats.org/drawingml/2006/picture">
                 <pic:pic xmlns:pic="http://schemas.openxmlformats.org/drawingml/2006/picture">
                   <pic:nvPicPr>
-                    <pic:cNvPr id="1417893735" name="Picture 7" descr="A screenshot of a computer&#10;&#10;AI-generated content may be incorrect."/>
+                    <pic:cNvPr id="797741083" name="Picture 1" descr="A screenshot of a computer&#10;&#10;AI-generated content may be incorrect."/>
                     <pic:cNvPicPr>
                       <a:picLocks noChangeAspect="1" noChangeArrowheads="1"/>
                     </pic:cNvPicPr>
@@ -12902,7 +14081,7 @@
                   <pic:spPr bwMode="auto">
                     <a:xfrm>
                       <a:off x="0" y="0"/>
-                      <a:ext cx="6632575" cy="3069590"/>
+                      <a:ext cx="2782715" cy="2481471"/>
                     </a:xfrm>
                     <a:prstGeom prst="rect">
                       <a:avLst/>
@@ -12918,61 +14097,15 @@
           </wp:inline>
         </w:drawing>
       </w:r>
-      <w:r>
-        <w:rPr>
-          <w:noProof/>
-          <w:cs/>
-          <w:lang w:bidi="th-TH"/>
-        </w:rPr>
-        <w:drawing>
-          <wp:inline distT="0" distB="0" distL="0" distR="0" wp14:anchorId="77FF18D1" wp14:editId="26C73B40">
-            <wp:extent cx="6632575" cy="3016250"/>
-            <wp:effectExtent l="0" t="0" r="0" b="0"/>
-            <wp:docPr id="1439661521" name="Picture 6"/>
-            <wp:cNvGraphicFramePr>
-              <a:graphicFrameLocks xmlns:a="http://schemas.openxmlformats.org/drawingml/2006/main" noChangeAspect="1"/>
-            </wp:cNvGraphicFramePr>
-            <a:graphic xmlns:a="http://schemas.openxmlformats.org/drawingml/2006/main">
-              <a:graphicData uri="http://schemas.openxmlformats.org/drawingml/2006/picture">
-                <pic:pic xmlns:pic="http://schemas.openxmlformats.org/drawingml/2006/picture">
-                  <pic:nvPicPr>
-                    <pic:cNvPr id="1439661521" name="Picture 6"/>
-                    <pic:cNvPicPr>
-                      <a:picLocks noChangeAspect="1" noChangeArrowheads="1"/>
-                    </pic:cNvPicPr>
-                  </pic:nvPicPr>
-                  <pic:blipFill>
-                    <a:blip r:embed="rId29" cstate="print">
-                      <a:extLst>
-                        <a:ext uri="{28A0092B-C50C-407E-A947-70E740481C1C}">
-                          <a14:useLocalDpi xmlns:a14="http://schemas.microsoft.com/office/drawing/2010/main" val="0"/>
-                        </a:ext>
-                      </a:extLst>
-                    </a:blip>
-                    <a:srcRect/>
-                    <a:stretch>
-                      <a:fillRect/>
-                    </a:stretch>
-                  </pic:blipFill>
-                  <pic:spPr bwMode="auto">
-                    <a:xfrm>
-                      <a:off x="0" y="0"/>
-                      <a:ext cx="6632575" cy="3016250"/>
-                    </a:xfrm>
-                    <a:prstGeom prst="rect">
-                      <a:avLst/>
-                    </a:prstGeom>
-                    <a:noFill/>
-                    <a:ln>
-                      <a:noFill/>
-                    </a:ln>
-                  </pic:spPr>
-                </pic:pic>
-              </a:graphicData>
-            </a:graphic>
-          </wp:inline>
-        </w:drawing>
-      </w:r>
+    </w:p>
+    <w:p>
+      <w:pPr>
+        <w:rPr>
+          <w:rFonts w:asciiTheme="majorBidi" w:hAnsiTheme="majorBidi" w:cstheme="majorBidi"/>
+          <w:b/>
+          <w:lang w:bidi="th-TH"/>
+        </w:rPr>
+      </w:pPr>
     </w:p>
     <w:p>
       <w:pPr>
@@ -13475,7 +14608,7 @@
       </w:tblPr>
       <w:tblGrid>
         <w:gridCol w:w="445"/>
-        <w:gridCol w:w="4202"/>
+        <w:gridCol w:w="3960"/>
       </w:tblGrid>
       <w:tr>
         <w:trPr>
@@ -13498,7 +14631,6 @@
                 <w:rFonts w:ascii="Segoe UI Symbol" w:hAnsi="Segoe UI Symbol" w:cs="Segoe UI Symbol"/>
                 <w:b/>
               </w:rPr>
-              <w:lastRenderedPageBreak/>
               <w:t>❑</w:t>
             </w:r>
           </w:p>
@@ -14011,6 +15143,7 @@
                 <w:rFonts w:ascii="Segoe UI Symbol" w:hAnsi="Segoe UI Symbol" w:cs="Segoe UI Symbol"/>
                 <w:b/>
               </w:rPr>
+              <w:lastRenderedPageBreak/>
               <w:t>❑</w:t>
             </w:r>
           </w:p>
@@ -14905,7 +16038,6 @@
                 <w:cs/>
                 <w:lang w:bidi="th-TH"/>
               </w:rPr>
-              <w:lastRenderedPageBreak/>
               <w:t>ส่งเสริมสังคมสงบสุข ยุติธรรม ไม่แบ่งแยกเพื่อการพัฒนาที่ย</w:t>
             </w:r>
             <w:r>
@@ -14950,7 +16082,6 @@
                 <w:rFonts w:ascii="Segoe UI Symbol" w:hAnsi="Segoe UI Symbol" w:cs="Segoe UI Symbol"/>
                 <w:b/>
               </w:rPr>
-              <w:lastRenderedPageBreak/>
               <w:t>❑</w:t>
             </w:r>
           </w:p>
@@ -15666,6 +16797,7 @@
                 <w:b/>
                 <w:color w:val="000000" w:themeColor="text1"/>
               </w:rPr>
+              <w:lastRenderedPageBreak/>
               <w:t>❑</w:t>
             </w:r>
             <w:r>
@@ -16777,7 +17909,7 @@
       </w:tblPr>
       <w:tblGrid>
         <w:gridCol w:w="1075"/>
-        <w:gridCol w:w="6721"/>
+        <w:gridCol w:w="4590"/>
       </w:tblGrid>
       <w:tr>
         <w:trPr>
@@ -17084,7 +18216,6 @@
                 <w:b/>
                 <w:color w:val="000000" w:themeColor="text1"/>
               </w:rPr>
-              <w:lastRenderedPageBreak/>
               <w:t>þ</w:t>
             </w:r>
             <w:r>
@@ -17676,13 +18807,23 @@
                 <w:color w:val="000000" w:themeColor="text1"/>
               </w:rPr>
             </w:pPr>
+            <w:proofErr w:type="gramStart"/>
             <w:r>
               <w:rPr>
                 <w:rFonts w:asciiTheme="majorBidi" w:hAnsiTheme="majorBidi" w:cstheme="majorBidi"/>
                 <w:b/>
                 <w:color w:val="000000" w:themeColor="text1"/>
               </w:rPr>
-              <w:t>(solution (s) demonstrated in relevant environment</w:t>
+              <w:t>(solution (</w:t>
+            </w:r>
+            <w:proofErr w:type="gramEnd"/>
+            <w:r>
+              <w:rPr>
+                <w:rFonts w:asciiTheme="majorBidi" w:hAnsiTheme="majorBidi" w:cstheme="majorBidi"/>
+                <w:b/>
+                <w:color w:val="000000" w:themeColor="text1"/>
+              </w:rPr>
+              <w:t>s) demonstrated in relevant environment</w:t>
             </w:r>
           </w:p>
           <w:p>
@@ -17700,6 +18841,7 @@
                 <w:b/>
                 <w:color w:val="000000" w:themeColor="text1"/>
               </w:rPr>
+              <w:lastRenderedPageBreak/>
               <w:t>and in co</w:t>
             </w:r>
             <w:r>
@@ -17762,6 +18904,7 @@
                 <w:b/>
                 <w:color w:val="000000" w:themeColor="text1"/>
               </w:rPr>
+              <w:lastRenderedPageBreak/>
               <w:t>❑</w:t>
             </w:r>
             <w:r>
@@ -18365,6 +19508,7 @@
         </w:rPr>
         <w:t xml:space="preserve"> </w:t>
       </w:r>
+      <w:proofErr w:type="gramStart"/>
       <w:r>
         <w:rPr>
           <w:rFonts w:asciiTheme="majorBidi" w:hAnsiTheme="majorBidi" w:cstheme="majorBidi"/>
@@ -18373,7 +19517,18 @@
           <w:cs/>
           <w:lang w:bidi="th-TH"/>
         </w:rPr>
-        <w:t>มี(โปรดระบุพื้นที่ หรือกลุ่มเป</w:t>
+        <w:t>มี(</w:t>
+      </w:r>
+      <w:proofErr w:type="gramEnd"/>
+      <w:r>
+        <w:rPr>
+          <w:rFonts w:asciiTheme="majorBidi" w:hAnsiTheme="majorBidi" w:cstheme="majorBidi"/>
+          <w:b/>
+          <w:color w:val="000000" w:themeColor="text1"/>
+          <w:cs/>
+          <w:lang w:bidi="th-TH"/>
+        </w:rPr>
+        <w:t>โปรดระบุพื้นที่ หรือกลุ่มเป</w:t>
       </w:r>
       <w:r>
         <w:rPr>
@@ -18446,8 +19601,18 @@
           <w:b/>
           <w:lang w:bidi="th-TH"/>
         </w:rPr>
-        <w:t xml:space="preserve"> Github</w:t>
-      </w:r>
+        <w:t xml:space="preserve"> </w:t>
+      </w:r>
+      <w:proofErr w:type="spellStart"/>
+      <w:r>
+        <w:rPr>
+          <w:rFonts w:asciiTheme="majorBidi" w:hAnsiTheme="majorBidi" w:cstheme="majorBidi"/>
+          <w:b/>
+          <w:lang w:bidi="th-TH"/>
+        </w:rPr>
+        <w:t>Github</w:t>
+      </w:r>
+      <w:proofErr w:type="spellEnd"/>
       <w:r>
         <w:rPr>
           <w:rFonts w:asciiTheme="majorBidi" w:hAnsiTheme="majorBidi" w:cstheme="majorBidi" w:hint="cs"/>
@@ -18477,12 +19642,12 @@
       </w:r>
     </w:p>
     <w:sectPr>
-      <w:headerReference w:type="even" r:id="rId30"/>
-      <w:headerReference w:type="default" r:id="rId31"/>
-      <w:footerReference w:type="even" r:id="rId32"/>
-      <w:footerReference w:type="default" r:id="rId33"/>
-      <w:headerReference w:type="first" r:id="rId34"/>
-      <w:footerReference w:type="first" r:id="rId35"/>
+      <w:headerReference w:type="even" r:id="rId29"/>
+      <w:headerReference w:type="default" r:id="rId30"/>
+      <w:footerReference w:type="even" r:id="rId31"/>
+      <w:footerReference w:type="default" r:id="rId32"/>
+      <w:headerReference w:type="first" r:id="rId33"/>
+      <w:footerReference w:type="first" r:id="rId34"/>
       <w:pgSz w:w="11906" w:h="16838" w:code="9"/>
       <w:pgMar w:top="720" w:right="720" w:bottom="720" w:left="720" w:header="720" w:footer="720" w:gutter="0"/>
       <w:cols w:space="720"/>
@@ -24814,6 +25979,7 @@
   <w:style w:type="character" w:default="1" w:styleId="DefaultParagraphFont">
     <w:name w:val="Default Paragraph Font"/>
     <w:uiPriority w:val="1"/>
+    <w:semiHidden/>
     <w:unhideWhenUsed/>
   </w:style>
   <w:style w:type="table" w:default="1" w:styleId="TableNormal">
